--- a/Assets/艺仿生到机械仿真设计应用研究报告_108_排版.docx
+++ b/Assets/艺仿生到机械仿真设计应用研究报告_108_排版.docx
@@ -129,21 +129,7 @@
         <w:rPr>
           <w:lang w:eastAsia="zh-CN"/>
         </w:rPr>
-        <w:t xml:space="preserve"> </w:t>
-      </w:r>
-      <w:proofErr w:type="spellStart"/>
-      <w:r>
-        <w:rPr>
-          <w:lang w:eastAsia="zh-CN"/>
-        </w:rPr>
-        <w:t>Kresling</w:t>
-      </w:r>
-      <w:proofErr w:type="spellEnd"/>
-      <w:r>
-        <w:rPr>
-          <w:lang w:eastAsia="zh-CN"/>
-        </w:rPr>
-        <w:t xml:space="preserve"> </w:t>
+        <w:t xml:space="preserve"> Kresling </w:t>
       </w:r>
       <w:r>
         <w:rPr>
@@ -183,21 +169,7 @@
         <w:rPr>
           <w:lang w:eastAsia="zh-CN"/>
         </w:rPr>
-        <w:t xml:space="preserve"> </w:t>
-      </w:r>
-      <w:proofErr w:type="spellStart"/>
-      <w:r>
-        <w:rPr>
-          <w:lang w:eastAsia="zh-CN"/>
-        </w:rPr>
-        <w:t>Kresling</w:t>
-      </w:r>
-      <w:proofErr w:type="spellEnd"/>
-      <w:r>
-        <w:rPr>
-          <w:lang w:eastAsia="zh-CN"/>
-        </w:rPr>
-        <w:t xml:space="preserve"> </w:t>
+        <w:t xml:space="preserve"> Kresling </w:t>
       </w:r>
       <w:r>
         <w:rPr>
@@ -225,21 +197,7 @@
         <w:rPr>
           <w:lang w:eastAsia="zh-CN"/>
         </w:rPr>
-        <w:t xml:space="preserve"> </w:t>
-      </w:r>
-      <w:proofErr w:type="spellStart"/>
-      <w:r>
-        <w:rPr>
-          <w:lang w:eastAsia="zh-CN"/>
-        </w:rPr>
-        <w:t>Kresling</w:t>
-      </w:r>
-      <w:proofErr w:type="spellEnd"/>
-      <w:r>
-        <w:rPr>
-          <w:lang w:eastAsia="zh-CN"/>
-        </w:rPr>
-        <w:t xml:space="preserve"> </w:t>
+        <w:t xml:space="preserve"> Kresling </w:t>
       </w:r>
       <w:r>
         <w:rPr>
@@ -346,19 +304,11 @@
         </w:rPr>
         <w:t>纸艺仿生；象鼻运动启发；</w:t>
       </w:r>
-      <w:proofErr w:type="spellStart"/>
-      <w:r>
-        <w:rPr>
-          <w:lang w:eastAsia="zh-CN"/>
-        </w:rPr>
-        <w:t>Kresling</w:t>
-      </w:r>
-      <w:proofErr w:type="spellEnd"/>
-      <w:r>
-        <w:rPr>
-          <w:lang w:eastAsia="zh-CN"/>
-        </w:rPr>
-        <w:t xml:space="preserve"> </w:t>
+      <w:r>
+        <w:rPr>
+          <w:lang w:eastAsia="zh-CN"/>
+        </w:rPr>
+        <w:t xml:space="preserve">Kresling </w:t>
       </w:r>
       <w:r>
         <w:rPr>
@@ -5519,19 +5469,11 @@
         </w:rPr>
         <w:t>折叠结构尤其适合表达具有展开、收缩、旋转和形态转换特征的自然运动。</w:t>
       </w:r>
-      <w:proofErr w:type="spellStart"/>
-      <w:r>
-        <w:rPr>
-          <w:lang w:eastAsia="zh-CN"/>
-        </w:rPr>
-        <w:t>Kresling</w:t>
-      </w:r>
-      <w:proofErr w:type="spellEnd"/>
-      <w:r>
-        <w:rPr>
-          <w:lang w:eastAsia="zh-CN"/>
-        </w:rPr>
-        <w:t xml:space="preserve"> </w:t>
+      <w:r>
+        <w:rPr>
+          <w:lang w:eastAsia="zh-CN"/>
+        </w:rPr>
+        <w:t xml:space="preserve">Kresling </w:t>
       </w:r>
       <w:r>
         <w:rPr>
@@ -5720,21 +5662,7 @@
         <w:rPr>
           <w:lang w:eastAsia="zh-CN"/>
         </w:rPr>
-        <w:t xml:space="preserve"> </w:t>
-      </w:r>
-      <w:proofErr w:type="spellStart"/>
-      <w:r>
-        <w:rPr>
-          <w:lang w:eastAsia="zh-CN"/>
-        </w:rPr>
-        <w:t>Kresling</w:t>
-      </w:r>
-      <w:proofErr w:type="spellEnd"/>
-      <w:r>
-        <w:rPr>
-          <w:lang w:eastAsia="zh-CN"/>
-        </w:rPr>
-        <w:t xml:space="preserve"> </w:t>
+        <w:t xml:space="preserve"> Kresling </w:t>
       </w:r>
       <w:r>
         <w:rPr>
@@ -5768,21 +5696,7 @@
         <w:rPr>
           <w:lang w:eastAsia="zh-CN"/>
         </w:rPr>
-        <w:t xml:space="preserve"> </w:t>
-      </w:r>
-      <w:proofErr w:type="spellStart"/>
-      <w:r>
-        <w:rPr>
-          <w:lang w:eastAsia="zh-CN"/>
-        </w:rPr>
-        <w:t>Kresling</w:t>
-      </w:r>
-      <w:proofErr w:type="spellEnd"/>
-      <w:r>
-        <w:rPr>
-          <w:lang w:eastAsia="zh-CN"/>
-        </w:rPr>
-        <w:t xml:space="preserve"> </w:t>
+        <w:t xml:space="preserve"> Kresling </w:t>
       </w:r>
       <w:r>
         <w:rPr>
@@ -5918,21 +5832,7 @@
         <w:rPr>
           <w:lang w:eastAsia="zh-CN"/>
         </w:rPr>
-        <w:t xml:space="preserve"> </w:t>
-      </w:r>
-      <w:proofErr w:type="spellStart"/>
-      <w:r>
-        <w:rPr>
-          <w:lang w:eastAsia="zh-CN"/>
-        </w:rPr>
-        <w:t>Kresling</w:t>
-      </w:r>
-      <w:proofErr w:type="spellEnd"/>
-      <w:r>
-        <w:rPr>
-          <w:lang w:eastAsia="zh-CN"/>
-        </w:rPr>
-        <w:t xml:space="preserve"> </w:t>
+        <w:t xml:space="preserve"> Kresling </w:t>
       </w:r>
       <w:r>
         <w:rPr>
@@ -6260,21 +6160,7 @@
         <w:rPr>
           <w:lang w:eastAsia="zh-CN"/>
         </w:rPr>
-        <w:t xml:space="preserve"> </w:t>
-      </w:r>
-      <w:proofErr w:type="spellStart"/>
-      <w:r>
-        <w:rPr>
-          <w:lang w:eastAsia="zh-CN"/>
-        </w:rPr>
-        <w:t>Kresling</w:t>
-      </w:r>
-      <w:proofErr w:type="spellEnd"/>
-      <w:r>
-        <w:rPr>
-          <w:lang w:eastAsia="zh-CN"/>
-        </w:rPr>
-        <w:t xml:space="preserve"> </w:t>
+        <w:t xml:space="preserve"> Kresling </w:t>
       </w:r>
       <w:r>
         <w:rPr>
@@ -6589,9 +6475,8 @@
           <w:sz w:val="28"/>
           <w:lang w:eastAsia="zh-CN"/>
         </w:rPr>
-        <w:t xml:space="preserve">2.2 </w:t>
-      </w:r>
-      <w:proofErr w:type="spellStart"/>
+        <w:t xml:space="preserve">2.2 Kresling </w:t>
+      </w:r>
       <w:r>
         <w:rPr>
           <w:rFonts w:ascii="Times New Roman" w:eastAsia="黑体" w:hAnsi="Times New Roman"/>
@@ -6599,9 +6484,106 @@
           <w:sz w:val="28"/>
           <w:lang w:eastAsia="zh-CN"/>
         </w:rPr>
-        <w:t>Kresling</w:t>
-      </w:r>
-      <w:proofErr w:type="spellEnd"/>
+        <w:t>构型的相关研究</w:t>
+      </w:r>
+      <w:bookmarkEnd w:id="9"/>
+    </w:p>
+    <w:p>
+      <w:pPr>
+        <w:spacing w:after="0"/>
+        <w:ind w:firstLineChars="200" w:firstLine="480"/>
+        <w:jc w:val="both"/>
+        <w:rPr>
+          <w:lang w:eastAsia="zh-CN"/>
+        </w:rPr>
+      </w:pPr>
+      <w:r>
+        <w:rPr>
+          <w:lang w:eastAsia="zh-CN"/>
+        </w:rPr>
+        <w:t xml:space="preserve">Kresling </w:t>
+      </w:r>
+      <w:r>
+        <w:rPr>
+          <w:lang w:eastAsia="zh-CN"/>
+        </w:rPr>
+        <w:t>折纸由多边形边界、斜向折线和相邻面片构成，在特定构形下可呈现轴向形态变化与周向扭转。已有研究讨论了其几何构形与运动响应</w:t>
+      </w:r>
+      <w:r>
+        <w:rPr>
+          <w:lang w:eastAsia="zh-CN"/>
+        </w:rPr>
+        <w:t>[3-4]</w:t>
+      </w:r>
+      <w:r>
+        <w:rPr>
+          <w:lang w:eastAsia="zh-CN"/>
+        </w:rPr>
+        <w:t>，为本研究的单模块结构选择提供理论背景；文献中的力学计算或测试数据不作为本研究样机的实验结果。</w:t>
+      </w:r>
+    </w:p>
+    <w:p>
+      <w:pPr>
+        <w:spacing w:after="0"/>
+        <w:ind w:firstLineChars="200" w:firstLine="480"/>
+        <w:jc w:val="both"/>
+        <w:rPr>
+          <w:lang w:eastAsia="zh-CN"/>
+        </w:rPr>
+      </w:pPr>
+      <w:r>
+        <w:rPr>
+          <w:lang w:eastAsia="zh-CN"/>
+        </w:rPr>
+        <w:lastRenderedPageBreak/>
+        <w:t>对于设计研究，</w:t>
+      </w:r>
+      <w:r>
+        <w:rPr>
+          <w:lang w:eastAsia="zh-CN"/>
+        </w:rPr>
+        <w:t xml:space="preserve">Kresling </w:t>
+      </w:r>
+      <w:r>
+        <w:rPr>
+          <w:lang w:eastAsia="zh-CN"/>
+        </w:rPr>
+        <w:t>的价值是能将一组抽象动词</w:t>
+      </w:r>
+      <w:r>
+        <w:rPr>
+          <w:lang w:eastAsia="zh-CN"/>
+        </w:rPr>
+        <w:t>——</w:t>
+      </w:r>
+      <w:r>
+        <w:rPr>
+          <w:lang w:eastAsia="zh-CN"/>
+        </w:rPr>
+        <w:t>伸缩、扭转、连接、复位</w:t>
+      </w:r>
+      <w:r>
+        <w:rPr>
+          <w:lang w:eastAsia="zh-CN"/>
+        </w:rPr>
+        <w:t>——</w:t>
+      </w:r>
+      <w:r>
+        <w:rPr>
+          <w:lang w:eastAsia="zh-CN"/>
+        </w:rPr>
+        <w:t>落到折线、面片、上下边界和运动状态上。多边形边数、上下轮廓尺度、初始高度、相对旋转相位、斜折线方向以及串联单元的排列方式，都可以成为比较方案的设计变量。变量一旦改变，需重新核查闭合、折叠干涉与制作可行性，不能假定所有参数组合都能按同一方式运动。</w:t>
+      </w:r>
+    </w:p>
+    <w:p>
+      <w:pPr>
+        <w:pStyle w:val="21"/>
+        <w:spacing w:before="240" w:after="120"/>
+        <w:rPr>
+          <w:lang w:eastAsia="zh-CN"/>
+        </w:rPr>
+      </w:pPr>
+      <w:bookmarkStart w:id="10" w:name="_Toc242311656"/>
       <w:r>
         <w:rPr>
           <w:rFonts w:ascii="Times New Roman" w:eastAsia="黑体" w:hAnsi="Times New Roman"/>
@@ -6609,7 +6591,7 @@
           <w:sz w:val="28"/>
           <w:lang w:eastAsia="zh-CN"/>
         </w:rPr>
-        <w:t xml:space="preserve"> </w:t>
+        <w:t xml:space="preserve">2.3 </w:t>
       </w:r>
       <w:r>
         <w:rPr>
@@ -6618,9 +6600,9 @@
           <w:sz w:val="28"/>
           <w:lang w:eastAsia="zh-CN"/>
         </w:rPr>
-        <w:t>构型的相关研究</w:t>
-      </w:r>
-      <w:bookmarkEnd w:id="9"/>
+        <w:t>象鼻运动的文献依据与转译限度</w:t>
+      </w:r>
+      <w:bookmarkEnd w:id="10"/>
     </w:p>
     <w:p>
       <w:pPr>
@@ -6631,37 +6613,95 @@
           <w:lang w:eastAsia="zh-CN"/>
         </w:rPr>
       </w:pPr>
-      <w:proofErr w:type="spellStart"/>
-      <w:r>
-        <w:rPr>
-          <w:lang w:eastAsia="zh-CN"/>
-        </w:rPr>
-        <w:t>Kresling</w:t>
-      </w:r>
-      <w:proofErr w:type="spellEnd"/>
-      <w:r>
-        <w:rPr>
-          <w:lang w:eastAsia="zh-CN"/>
-        </w:rPr>
-        <w:t xml:space="preserve"> </w:t>
-      </w:r>
-      <w:r>
-        <w:rPr>
-          <w:lang w:eastAsia="zh-CN"/>
-        </w:rPr>
-        <w:t>折纸由多边形边界、斜向折线和相邻面片构成，在特定构形下可呈现轴向形态变化与周向扭转。已有研究讨论了其几何构形与运动响应</w:t>
-      </w:r>
-      <w:r>
-        <w:rPr>
-          <w:lang w:eastAsia="zh-CN"/>
-        </w:rPr>
-        <w:t>[3-4]</w:t>
-      </w:r>
-      <w:r>
-        <w:rPr>
-          <w:lang w:eastAsia="zh-CN"/>
-        </w:rPr>
-        <w:t>，为本研究的单模块结构选择提供理论背景；文献中的力学计算或测试数据不作为本研究样机的实验结果。</w:t>
+      <w:r>
+        <w:rPr>
+          <w:lang w:eastAsia="zh-CN"/>
+        </w:rPr>
+        <w:t>象鼻是一种肌性静水结构。运动学研究利用曲率、扭转和应变表征其复杂运动，并指出复杂动作可以由有限的基本运动组合形成</w:t>
+      </w:r>
+      <w:r>
+        <w:rPr>
+          <w:lang w:eastAsia="zh-CN"/>
+        </w:rPr>
+        <w:t>[1]</w:t>
+      </w:r>
+      <w:r>
+        <w:rPr>
+          <w:lang w:eastAsia="zh-CN"/>
+        </w:rPr>
+        <w:t>；肌束重建研究说明其组织构造与多方向运动具有复杂的解剖基础</w:t>
+      </w:r>
+      <w:r>
+        <w:rPr>
+          <w:lang w:eastAsia="zh-CN"/>
+        </w:rPr>
+        <w:t>[2]</w:t>
+      </w:r>
+      <w:r>
+        <w:rPr>
+          <w:lang w:eastAsia="zh-CN"/>
+        </w:rPr>
+        <w:t>。本研究从这些文献提取</w:t>
+      </w:r>
+      <w:r>
+        <w:rPr>
+          <w:lang w:eastAsia="zh-CN"/>
+        </w:rPr>
+        <w:t>“</w:t>
+      </w:r>
+      <w:r>
+        <w:rPr>
+          <w:lang w:eastAsia="zh-CN"/>
+        </w:rPr>
+        <w:t>局部运动组成整体姿态</w:t>
+      </w:r>
+      <w:r>
+        <w:rPr>
+          <w:lang w:eastAsia="zh-CN"/>
+        </w:rPr>
+        <w:t>”</w:t>
+      </w:r>
+      <w:r>
+        <w:rPr>
+          <w:lang w:eastAsia="zh-CN"/>
+        </w:rPr>
+        <w:t>和</w:t>
+      </w:r>
+      <w:r>
+        <w:rPr>
+          <w:lang w:eastAsia="zh-CN"/>
+        </w:rPr>
+        <w:t>“</w:t>
+      </w:r>
+      <w:r>
+        <w:rPr>
+          <w:lang w:eastAsia="zh-CN"/>
+        </w:rPr>
+        <w:t>长度变化、弯曲、扭转可同时出现</w:t>
+      </w:r>
+      <w:r>
+        <w:rPr>
+          <w:lang w:eastAsia="zh-CN"/>
+        </w:rPr>
+        <w:t>”</w:t>
+      </w:r>
+      <w:r>
+        <w:rPr>
+          <w:lang w:eastAsia="zh-CN"/>
+        </w:rPr>
+        <w:t>的启发，不从中推断象鼻内部存在折纸折线或规则的</w:t>
+      </w:r>
+      <w:r>
+        <w:rPr>
+          <w:lang w:eastAsia="zh-CN"/>
+        </w:rPr>
+        <w:t xml:space="preserve"> Kresling </w:t>
+      </w:r>
+      <w:r>
+        <w:rPr>
+          <w:lang w:eastAsia="zh-CN"/>
+        </w:rPr>
+        <w:t>单元。</w:t>
       </w:r>
     </w:p>
     <w:p>
@@ -6677,225 +6717,13 @@
         <w:rPr>
           <w:lang w:eastAsia="zh-CN"/>
         </w:rPr>
-        <w:lastRenderedPageBreak/>
-        <w:t>对于设计研究，</w:t>
-      </w:r>
-      <w:proofErr w:type="spellStart"/>
-      <w:r>
-        <w:rPr>
-          <w:lang w:eastAsia="zh-CN"/>
-        </w:rPr>
-        <w:t>Kresling</w:t>
-      </w:r>
-      <w:proofErr w:type="spellEnd"/>
-      <w:r>
-        <w:rPr>
-          <w:lang w:eastAsia="zh-CN"/>
-        </w:rPr>
-        <w:t xml:space="preserve"> </w:t>
-      </w:r>
-      <w:r>
-        <w:rPr>
-          <w:lang w:eastAsia="zh-CN"/>
-        </w:rPr>
-        <w:t>的价值是能将一组抽象动词</w:t>
-      </w:r>
-      <w:r>
-        <w:rPr>
-          <w:lang w:eastAsia="zh-CN"/>
-        </w:rPr>
-        <w:t>——</w:t>
-      </w:r>
-      <w:r>
-        <w:rPr>
-          <w:lang w:eastAsia="zh-CN"/>
-        </w:rPr>
-        <w:t>伸缩、扭转、连接、复位</w:t>
-      </w:r>
-      <w:r>
-        <w:rPr>
-          <w:lang w:eastAsia="zh-CN"/>
-        </w:rPr>
-        <w:t>——</w:t>
-      </w:r>
-      <w:r>
-        <w:rPr>
-          <w:lang w:eastAsia="zh-CN"/>
-        </w:rPr>
-        <w:t>落到折线、面片、上下边界和运动状态上。多边形边数、上下轮廓尺度、初始高度、相对旋转相位、斜折线方向以及串联单元的排列方式，都可以成为比较方案的设计变量。变量一旦改变，需重新核查闭合、折叠干涉与制作可行性，不能假定所有参数组合都能按同一方式运动。</w:t>
-      </w:r>
-    </w:p>
-    <w:p>
-      <w:pPr>
-        <w:pStyle w:val="21"/>
-        <w:spacing w:before="240" w:after="120"/>
-        <w:rPr>
-          <w:lang w:eastAsia="zh-CN"/>
-        </w:rPr>
-      </w:pPr>
-      <w:bookmarkStart w:id="10" w:name="_Toc242311656"/>
-      <w:r>
-        <w:rPr>
-          <w:rFonts w:ascii="Times New Roman" w:eastAsia="黑体" w:hAnsi="Times New Roman"/>
-          <w:color w:val="000000"/>
-          <w:sz w:val="28"/>
-          <w:lang w:eastAsia="zh-CN"/>
-        </w:rPr>
-        <w:t xml:space="preserve">2.3 </w:t>
-      </w:r>
-      <w:r>
-        <w:rPr>
-          <w:rFonts w:ascii="Times New Roman" w:eastAsia="黑体" w:hAnsi="Times New Roman"/>
-          <w:color w:val="000000"/>
-          <w:sz w:val="28"/>
-          <w:lang w:eastAsia="zh-CN"/>
-        </w:rPr>
-        <w:t>象鼻运动的文献依据与转译限度</w:t>
-      </w:r>
-      <w:bookmarkEnd w:id="10"/>
-    </w:p>
-    <w:p>
-      <w:pPr>
-        <w:spacing w:after="0"/>
-        <w:ind w:firstLineChars="200" w:firstLine="480"/>
-        <w:jc w:val="both"/>
-        <w:rPr>
-          <w:lang w:eastAsia="zh-CN"/>
-        </w:rPr>
-      </w:pPr>
-      <w:r>
-        <w:rPr>
-          <w:lang w:eastAsia="zh-CN"/>
-        </w:rPr>
-        <w:t>象鼻是一种肌性静水结构。运动学研究利用曲率、扭转和应变表征其复杂运动，并指出复杂动作可以由有限的基本运动组合形成</w:t>
-      </w:r>
-      <w:r>
-        <w:rPr>
-          <w:lang w:eastAsia="zh-CN"/>
-        </w:rPr>
-        <w:t>[1]</w:t>
-      </w:r>
-      <w:r>
-        <w:rPr>
-          <w:lang w:eastAsia="zh-CN"/>
-        </w:rPr>
-        <w:t>；肌束重建研究说明其组织构造与多方向运动具有复杂的解剖基础</w:t>
-      </w:r>
-      <w:r>
-        <w:rPr>
-          <w:lang w:eastAsia="zh-CN"/>
-        </w:rPr>
-        <w:t>[2]</w:t>
-      </w:r>
-      <w:r>
-        <w:rPr>
-          <w:lang w:eastAsia="zh-CN"/>
-        </w:rPr>
-        <w:t>。本研究从这些文献提取</w:t>
-      </w:r>
-      <w:r>
-        <w:rPr>
-          <w:lang w:eastAsia="zh-CN"/>
-        </w:rPr>
-        <w:t>“</w:t>
-      </w:r>
-      <w:r>
-        <w:rPr>
-          <w:lang w:eastAsia="zh-CN"/>
-        </w:rPr>
-        <w:t>局部运动组成整体姿态</w:t>
-      </w:r>
-      <w:r>
-        <w:rPr>
-          <w:lang w:eastAsia="zh-CN"/>
-        </w:rPr>
-        <w:t>”</w:t>
-      </w:r>
-      <w:r>
-        <w:rPr>
-          <w:lang w:eastAsia="zh-CN"/>
-        </w:rPr>
-        <w:t>和</w:t>
-      </w:r>
-      <w:r>
-        <w:rPr>
-          <w:lang w:eastAsia="zh-CN"/>
-        </w:rPr>
-        <w:t>“</w:t>
-      </w:r>
-      <w:r>
-        <w:rPr>
-          <w:lang w:eastAsia="zh-CN"/>
-        </w:rPr>
-        <w:t>长度变化、弯曲、扭转可同时出现</w:t>
-      </w:r>
-      <w:r>
-        <w:rPr>
-          <w:lang w:eastAsia="zh-CN"/>
-        </w:rPr>
-        <w:t>”</w:t>
-      </w:r>
-      <w:r>
-        <w:rPr>
-          <w:lang w:eastAsia="zh-CN"/>
-        </w:rPr>
-        <w:t>的启发，不从中推断象鼻内部存在折纸折线或规则的</w:t>
-      </w:r>
-      <w:r>
-        <w:rPr>
-          <w:lang w:eastAsia="zh-CN"/>
-        </w:rPr>
-        <w:t xml:space="preserve"> </w:t>
-      </w:r>
-      <w:proofErr w:type="spellStart"/>
-      <w:r>
-        <w:rPr>
-          <w:lang w:eastAsia="zh-CN"/>
-        </w:rPr>
-        <w:t>Kresling</w:t>
-      </w:r>
-      <w:proofErr w:type="spellEnd"/>
-      <w:r>
-        <w:rPr>
-          <w:lang w:eastAsia="zh-CN"/>
-        </w:rPr>
-        <w:t xml:space="preserve"> </w:t>
-      </w:r>
-      <w:r>
-        <w:rPr>
-          <w:lang w:eastAsia="zh-CN"/>
-        </w:rPr>
-        <w:t>单元。</w:t>
-      </w:r>
-    </w:p>
-    <w:p>
-      <w:pPr>
-        <w:spacing w:after="0"/>
-        <w:ind w:firstLineChars="200" w:firstLine="480"/>
-        <w:jc w:val="both"/>
-        <w:rPr>
-          <w:lang w:eastAsia="zh-CN"/>
-        </w:rPr>
-      </w:pPr>
-      <w:r>
-        <w:rPr>
-          <w:lang w:eastAsia="zh-CN"/>
-        </w:rPr>
         <w:t>设计转译分为四步。首先选取可观察的运动现象，而不是提取某个动物轮廓；其次把现象概括为轴向状态变化、周向旋转、局部单元连续排列和姿态可变四个关键词；再次寻找能够将关键词表达为折线与面片运动的人工结构；最后用纸样和数字模型分别检查其能否形成预期状态。象鼻提供的是运动启发，</w:t>
       </w:r>
-      <w:proofErr w:type="spellStart"/>
-      <w:r>
-        <w:rPr>
-          <w:lang w:eastAsia="zh-CN"/>
-        </w:rPr>
-        <w:t>Kresling</w:t>
-      </w:r>
-      <w:proofErr w:type="spellEnd"/>
-      <w:r>
-        <w:rPr>
-          <w:lang w:eastAsia="zh-CN"/>
-        </w:rPr>
-        <w:t xml:space="preserve"> </w:t>
+      <w:r>
+        <w:rPr>
+          <w:lang w:eastAsia="zh-CN"/>
+        </w:rPr>
+        <w:t xml:space="preserve">Kresling </w:t>
       </w:r>
       <w:r>
         <w:rPr>
@@ -7001,7 +6829,6 @@
               <w:spacing w:before="40" w:after="40" w:line="240" w:lineRule="auto"/>
               <w:jc w:val="center"/>
             </w:pPr>
-            <w:proofErr w:type="spellStart"/>
             <w:r>
               <w:rPr>
                 <w:b/>
@@ -7009,7 +6836,6 @@
               </w:rPr>
               <w:t>人工结构的设计映射</w:t>
             </w:r>
-            <w:proofErr w:type="spellEnd"/>
           </w:p>
         </w:tc>
         <w:tc>
@@ -7154,14 +6980,12 @@
               <w:spacing w:before="40" w:after="40" w:line="240" w:lineRule="auto"/>
               <w:jc w:val="center"/>
             </w:pPr>
-            <w:proofErr w:type="spellStart"/>
             <w:r>
               <w:rPr>
                 <w:sz w:val="21"/>
               </w:rPr>
               <w:t>局部扭转</w:t>
             </w:r>
-            <w:proofErr w:type="spellEnd"/>
           </w:p>
         </w:tc>
         <w:tc>
@@ -7281,14 +7105,12 @@
               <w:spacing w:before="40" w:after="40" w:line="240" w:lineRule="auto"/>
               <w:jc w:val="center"/>
             </w:pPr>
-            <w:proofErr w:type="spellStart"/>
             <w:r>
               <w:rPr>
                 <w:sz w:val="21"/>
               </w:rPr>
               <w:t>不同单元状态的组合</w:t>
             </w:r>
-            <w:proofErr w:type="spellEnd"/>
           </w:p>
         </w:tc>
         <w:tc>
@@ -7328,14 +7150,12 @@
               <w:spacing w:before="40" w:after="40" w:line="240" w:lineRule="auto"/>
               <w:jc w:val="center"/>
             </w:pPr>
-            <w:proofErr w:type="spellStart"/>
             <w:r>
               <w:rPr>
                 <w:sz w:val="21"/>
               </w:rPr>
               <w:t>姿态连续可变</w:t>
             </w:r>
-            <w:proofErr w:type="spellEnd"/>
           </w:p>
         </w:tc>
         <w:tc>
@@ -7370,14 +7190,12 @@
               <w:spacing w:before="40" w:after="40" w:line="240" w:lineRule="auto"/>
               <w:jc w:val="center"/>
             </w:pPr>
-            <w:proofErr w:type="spellStart"/>
             <w:r>
               <w:rPr>
                 <w:sz w:val="21"/>
               </w:rPr>
               <w:t>中间态序列</w:t>
             </w:r>
-            <w:proofErr w:type="spellEnd"/>
           </w:p>
         </w:tc>
         <w:tc>
@@ -7572,19 +7390,11 @@
         </w:rPr>
         <w:t>、</w:t>
       </w:r>
-      <w:proofErr w:type="spellStart"/>
-      <w:r>
-        <w:rPr>
-          <w:lang w:eastAsia="zh-CN"/>
-        </w:rPr>
-        <w:t>Kresling</w:t>
-      </w:r>
-      <w:proofErr w:type="spellEnd"/>
-      <w:r>
-        <w:rPr>
-          <w:lang w:eastAsia="zh-CN"/>
-        </w:rPr>
-        <w:t xml:space="preserve"> </w:t>
+      <w:r>
+        <w:rPr>
+          <w:lang w:eastAsia="zh-CN"/>
+        </w:rPr>
+        <w:t xml:space="preserve">Kresling </w:t>
       </w:r>
       <w:r>
         <w:rPr>
@@ -7739,25 +7549,23 @@
           <w:sz w:val="21"/>
           <w:lang w:eastAsia="zh-CN"/>
         </w:rPr>
-        <w:t xml:space="preserve"> </w:t>
-      </w:r>
-      <w:proofErr w:type="spellStart"/>
+        <w:t xml:space="preserve"> Kresling </w:t>
+      </w:r>
       <w:r>
         <w:rPr>
           <w:b/>
           <w:sz w:val="21"/>
           <w:lang w:eastAsia="zh-CN"/>
         </w:rPr>
-        <w:t>Kresling</w:t>
-      </w:r>
-      <w:proofErr w:type="spellEnd"/>
+        <w:t>结构映射图【插入图件；含</w:t>
+      </w:r>
       <w:r>
         <w:rPr>
           <w:b/>
           <w:sz w:val="21"/>
           <w:lang w:eastAsia="zh-CN"/>
         </w:rPr>
-        <w:t xml:space="preserve"> </w:t>
+        <w:t>‘</w:t>
       </w:r>
       <w:r>
         <w:rPr>
@@ -7765,7 +7573,7 @@
           <w:sz w:val="21"/>
           <w:lang w:eastAsia="zh-CN"/>
         </w:rPr>
-        <w:t>结构映射图【插入图件；含</w:t>
+        <w:t>自然现象／抽象关键词／折线与单元／可观察状态</w:t>
       </w:r>
       <w:r>
         <w:rPr>
@@ -7773,7 +7581,7 @@
           <w:sz w:val="21"/>
           <w:lang w:eastAsia="zh-CN"/>
         </w:rPr>
-        <w:t>‘</w:t>
+        <w:t>’</w:t>
       </w:r>
       <w:r>
         <w:rPr>
@@ -7781,41 +7589,21 @@
           <w:sz w:val="21"/>
           <w:lang w:eastAsia="zh-CN"/>
         </w:rPr>
-        <w:t>自然现象／抽象关键词／折线与单元／可观察状态</w:t>
-      </w:r>
-      <w:r>
-        <w:rPr>
-          <w:b/>
-          <w:sz w:val="21"/>
-          <w:lang w:eastAsia="zh-CN"/>
-        </w:rPr>
-        <w:t>’</w:t>
-      </w:r>
-      <w:r>
-        <w:rPr>
-          <w:b/>
-          <w:sz w:val="21"/>
-          <w:lang w:eastAsia="zh-CN"/>
-        </w:rPr>
         <w:t>四层】</w:t>
       </w:r>
     </w:p>
     <w:p>
       <w:pPr>
-        <w:spacing w:before="120" w:after="120" w:line="300" w:lineRule="auto"/>
-        <w:jc w:val="center"/>
-        <w:rPr>
-          <w:lang w:eastAsia="zh-CN"/>
-        </w:rPr>
-      </w:pPr>
-      <w:r>
-        <w:rPr>
-          <w:color w:val="808080"/>
-          <w:sz w:val="21"/>
-          <w:lang w:eastAsia="zh-CN"/>
-        </w:rPr>
-        <w:t>【此处插入对应图像，随后补齐图注信息】</w:t>
-      </w:r>
+        <w:pStyle w:val="1"/>
+        <w:spacing w:before="260" w:after="160"/>
+        <w:rPr>
+          <w:rFonts w:ascii="Times New Roman" w:eastAsia="黑体" w:hAnsi="Times New Roman" w:hint="eastAsia"/>
+          <w:color w:val="000000"/>
+          <w:sz w:val="32"/>
+          <w:lang w:eastAsia="zh-CN"/>
+        </w:rPr>
+      </w:pPr>
+      <w:bookmarkStart w:id="13" w:name="_Toc242311659"/>
     </w:p>
     <w:p>
       <w:pPr>
@@ -7825,7 +7613,63 @@
           <w:lang w:eastAsia="zh-CN"/>
         </w:rPr>
       </w:pPr>
-      <w:bookmarkStart w:id="13" w:name="_Toc242311659"/>
+      <w:r>
+        <w:rPr>
+          <w:rFonts w:ascii="Times New Roman" w:eastAsia="黑体" w:hAnsi="Times New Roman"/>
+          <w:noProof/>
+          <w:color w:val="000000"/>
+          <w:sz w:val="32"/>
+          <w:lang w:eastAsia="zh-CN"/>
+        </w:rPr>
+        <w:drawing>
+          <wp:inline distT="0" distB="0" distL="0" distR="0" wp14:anchorId="1A19B634" wp14:editId="3A507CA8">
+            <wp:extent cx="5264150" cy="1631950"/>
+            <wp:effectExtent l="0" t="0" r="0" b="6350"/>
+            <wp:docPr id="813381532" name="图片 1"/>
+            <wp:cNvGraphicFramePr>
+              <a:graphicFrameLocks xmlns:a="http://schemas.openxmlformats.org/drawingml/2006/main" noChangeAspect="1"/>
+            </wp:cNvGraphicFramePr>
+            <a:graphic xmlns:a="http://schemas.openxmlformats.org/drawingml/2006/main">
+              <a:graphicData uri="http://schemas.openxmlformats.org/drawingml/2006/picture">
+                <pic:pic xmlns:pic="http://schemas.openxmlformats.org/drawingml/2006/picture">
+                  <pic:nvPicPr>
+                    <pic:cNvPr id="0" name="Picture 1"/>
+                    <pic:cNvPicPr>
+                      <a:picLocks noChangeAspect="1" noChangeArrowheads="1"/>
+                    </pic:cNvPicPr>
+                  </pic:nvPicPr>
+                  <pic:blipFill>
+                    <a:blip r:embed="rId8">
+                      <a:extLst>
+                        <a:ext uri="{28A0092B-C50C-407E-A947-70E740481C1C}">
+                          <a14:useLocalDpi xmlns:a14="http://schemas.microsoft.com/office/drawing/2010/main" val="0"/>
+                        </a:ext>
+                      </a:extLst>
+                    </a:blip>
+                    <a:srcRect/>
+                    <a:stretch>
+                      <a:fillRect/>
+                    </a:stretch>
+                  </pic:blipFill>
+                  <pic:spPr bwMode="auto">
+                    <a:xfrm>
+                      <a:off x="0" y="0"/>
+                      <a:ext cx="5264150" cy="1631950"/>
+                    </a:xfrm>
+                    <a:prstGeom prst="rect">
+                      <a:avLst/>
+                    </a:prstGeom>
+                    <a:noFill/>
+                    <a:ln>
+                      <a:noFill/>
+                    </a:ln>
+                  </pic:spPr>
+                </pic:pic>
+              </a:graphicData>
+            </a:graphic>
+          </wp:inline>
+        </w:drawing>
+      </w:r>
       <w:r>
         <w:rPr>
           <w:rFonts w:ascii="Times New Roman" w:eastAsia="黑体" w:hAnsi="Times New Roman"/>
@@ -7997,27 +7841,14 @@
         <w:rPr>
           <w:lang w:eastAsia="zh-CN"/>
         </w:rPr>
+        <w:lastRenderedPageBreak/>
         <w:t>研究对象有三个层级：第一，作为仿生启发的象鼻运动特征，属于文献与观察所支持的设计来源；第二，一个</w:t>
       </w:r>
       <w:r>
         <w:rPr>
           <w:lang w:eastAsia="zh-CN"/>
         </w:rPr>
-        <w:t xml:space="preserve"> </w:t>
-      </w:r>
-      <w:proofErr w:type="spellStart"/>
-      <w:r>
-        <w:rPr>
-          <w:lang w:eastAsia="zh-CN"/>
-        </w:rPr>
-        <w:t>Kresling</w:t>
-      </w:r>
-      <w:proofErr w:type="spellEnd"/>
-      <w:r>
-        <w:rPr>
-          <w:lang w:eastAsia="zh-CN"/>
-        </w:rPr>
-        <w:t xml:space="preserve"> </w:t>
+        <w:t xml:space="preserve"> Kresling </w:t>
       </w:r>
       <w:r>
         <w:rPr>
@@ -8066,7 +7897,6 @@
           <w:sz w:val="28"/>
           <w:lang w:eastAsia="zh-CN"/>
         </w:rPr>
-        <w:lastRenderedPageBreak/>
         <w:t xml:space="preserve">3.2 </w:t>
       </w:r>
       <w:r>
@@ -8127,21 +7957,7 @@
         <w:rPr>
           <w:lang w:eastAsia="zh-CN"/>
         </w:rPr>
-        <w:t xml:space="preserve"> </w:t>
-      </w:r>
-      <w:proofErr w:type="spellStart"/>
-      <w:r>
-        <w:rPr>
-          <w:lang w:eastAsia="zh-CN"/>
-        </w:rPr>
-        <w:t>Kresling</w:t>
-      </w:r>
-      <w:proofErr w:type="spellEnd"/>
-      <w:r>
-        <w:rPr>
-          <w:lang w:eastAsia="zh-CN"/>
-        </w:rPr>
-        <w:t xml:space="preserve"> </w:t>
+        <w:t xml:space="preserve"> Kresling </w:t>
       </w:r>
       <w:r>
         <w:rPr>
@@ -8470,7 +8286,14 @@
         <w:rPr>
           <w:lang w:eastAsia="zh-CN"/>
         </w:rPr>
-        <w:t>；这些是图示边长和斜线尺寸，不代表样机外接尺寸。纸张厚度、整体外接尺寸、轴向位移、扭转角、载荷和循环寿命均未测量，不以估算数值填充。</w:t>
+        <w:t>；这些是图示边长和斜线尺寸，不代表样机外接尺寸。纸张厚</w:t>
+      </w:r>
+      <w:r>
+        <w:rPr>
+          <w:lang w:eastAsia="zh-CN"/>
+        </w:rPr>
+        <w:lastRenderedPageBreak/>
+        <w:t>度、整体外接尺寸、轴向位移、扭转角、载荷和循环寿命均未测量，不以估算数值填充。</w:t>
       </w:r>
     </w:p>
     <w:p>
@@ -8577,7 +8400,6 @@
           <w:sz w:val="28"/>
           <w:lang w:eastAsia="zh-CN"/>
         </w:rPr>
-        <w:lastRenderedPageBreak/>
         <w:t xml:space="preserve">3.4 </w:t>
       </w:r>
       <w:r>
@@ -8652,7 +8474,6 @@
               <w:spacing w:before="40" w:after="40" w:line="240" w:lineRule="auto"/>
               <w:jc w:val="center"/>
             </w:pPr>
-            <w:proofErr w:type="spellStart"/>
             <w:r>
               <w:rPr>
                 <w:b/>
@@ -8660,7 +8481,6 @@
               </w:rPr>
               <w:t>评价维度</w:t>
             </w:r>
-            <w:proofErr w:type="spellEnd"/>
           </w:p>
         </w:tc>
         <w:tc>
@@ -8841,14 +8661,12 @@
               <w:spacing w:before="40" w:after="40" w:line="240" w:lineRule="auto"/>
               <w:jc w:val="center"/>
             </w:pPr>
-            <w:proofErr w:type="spellStart"/>
             <w:r>
               <w:rPr>
                 <w:sz w:val="21"/>
               </w:rPr>
               <w:t>单模块数字表达</w:t>
             </w:r>
-            <w:proofErr w:type="spellEnd"/>
           </w:p>
         </w:tc>
         <w:tc>
@@ -8946,14 +8764,12 @@
               <w:spacing w:before="40" w:after="40" w:line="240" w:lineRule="auto"/>
               <w:jc w:val="center"/>
             </w:pPr>
-            <w:proofErr w:type="spellStart"/>
             <w:r>
               <w:rPr>
                 <w:sz w:val="21"/>
               </w:rPr>
               <w:t>实体运动表现</w:t>
             </w:r>
-            <w:proofErr w:type="spellEnd"/>
           </w:p>
         </w:tc>
         <w:tc>
@@ -9037,14 +8853,12 @@
               <w:spacing w:before="40" w:after="40" w:line="240" w:lineRule="auto"/>
               <w:jc w:val="center"/>
             </w:pPr>
-            <w:proofErr w:type="spellStart"/>
             <w:r>
               <w:rPr>
                 <w:sz w:val="21"/>
               </w:rPr>
               <w:t>设计应用判断</w:t>
             </w:r>
-            <w:proofErr w:type="spellEnd"/>
           </w:p>
         </w:tc>
         <w:tc>
@@ -9128,14 +8942,12 @@
               <w:spacing w:before="40" w:after="40" w:line="240" w:lineRule="auto"/>
               <w:jc w:val="center"/>
             </w:pPr>
-            <w:proofErr w:type="spellStart"/>
             <w:r>
               <w:rPr>
                 <w:sz w:val="21"/>
               </w:rPr>
               <w:t>方案形成效率</w:t>
             </w:r>
-            <w:proofErr w:type="spellEnd"/>
           </w:p>
         </w:tc>
         <w:tc>
@@ -9307,6 +9119,7 @@
           <w:sz w:val="32"/>
           <w:lang w:eastAsia="zh-CN"/>
         </w:rPr>
+        <w:lastRenderedPageBreak/>
         <w:t>第四章</w:t>
       </w:r>
       <w:r>
@@ -9334,9 +9147,8 @@
           <w:sz w:val="32"/>
           <w:lang w:eastAsia="zh-CN"/>
         </w:rPr>
-        <w:t xml:space="preserve"> </w:t>
-      </w:r>
-      <w:proofErr w:type="spellStart"/>
+        <w:t xml:space="preserve"> Kresling </w:t>
+      </w:r>
       <w:r>
         <w:rPr>
           <w:rFonts w:ascii="Times New Roman" w:eastAsia="黑体" w:hAnsi="Times New Roman"/>
@@ -9344,25 +9156,6 @@
           <w:sz w:val="32"/>
           <w:lang w:eastAsia="zh-CN"/>
         </w:rPr>
-        <w:t>Kresling</w:t>
-      </w:r>
-      <w:proofErr w:type="spellEnd"/>
-      <w:r>
-        <w:rPr>
-          <w:rFonts w:ascii="Times New Roman" w:eastAsia="黑体" w:hAnsi="Times New Roman"/>
-          <w:color w:val="000000"/>
-          <w:sz w:val="32"/>
-          <w:lang w:eastAsia="zh-CN"/>
-        </w:rPr>
-        <w:t xml:space="preserve"> </w:t>
-      </w:r>
-      <w:r>
-        <w:rPr>
-          <w:rFonts w:ascii="Times New Roman" w:eastAsia="黑体" w:hAnsi="Times New Roman"/>
-          <w:color w:val="000000"/>
-          <w:sz w:val="32"/>
-          <w:lang w:eastAsia="zh-CN"/>
-        </w:rPr>
         <w:t>模块设计</w:t>
       </w:r>
       <w:bookmarkEnd w:id="19"/>
@@ -9465,7 +9258,6 @@
         <w:rPr>
           <w:lang w:eastAsia="zh-CN"/>
         </w:rPr>
-        <w:lastRenderedPageBreak/>
         <w:t>本研究的设计命题是：能否把自然对象中</w:t>
       </w:r>
       <w:r>
@@ -9532,19 +9324,11 @@
         </w:rPr>
         <w:t>必须通过多单元组合以及分段驱动验证，不能凭单个模块的展示认定已经实现。</w:t>
       </w:r>
-      <w:proofErr w:type="spellStart"/>
-      <w:r>
-        <w:rPr>
-          <w:lang w:eastAsia="zh-CN"/>
-        </w:rPr>
-        <w:t>Kresling</w:t>
-      </w:r>
-      <w:proofErr w:type="spellEnd"/>
-      <w:r>
-        <w:rPr>
-          <w:lang w:eastAsia="zh-CN"/>
-        </w:rPr>
-        <w:t xml:space="preserve"> </w:t>
+      <w:r>
+        <w:rPr>
+          <w:lang w:eastAsia="zh-CN"/>
+        </w:rPr>
+        <w:t xml:space="preserve">Kresling </w:t>
       </w:r>
       <w:r>
         <w:rPr>
@@ -9569,9 +9353,8 @@
           <w:sz w:val="28"/>
           <w:lang w:eastAsia="zh-CN"/>
         </w:rPr>
-        <w:t xml:space="preserve">4.2 </w:t>
-      </w:r>
-      <w:proofErr w:type="spellStart"/>
+        <w:t xml:space="preserve">4.2 Kresling </w:t>
+      </w:r>
       <w:r>
         <w:rPr>
           <w:rFonts w:ascii="Times New Roman" w:eastAsia="黑体" w:hAnsi="Times New Roman"/>
@@ -9579,25 +9362,6 @@
           <w:sz w:val="28"/>
           <w:lang w:eastAsia="zh-CN"/>
         </w:rPr>
-        <w:t>Kresling</w:t>
-      </w:r>
-      <w:proofErr w:type="spellEnd"/>
-      <w:r>
-        <w:rPr>
-          <w:rFonts w:ascii="Times New Roman" w:eastAsia="黑体" w:hAnsi="Times New Roman"/>
-          <w:color w:val="000000"/>
-          <w:sz w:val="28"/>
-          <w:lang w:eastAsia="zh-CN"/>
-        </w:rPr>
-        <w:t xml:space="preserve"> </w:t>
-      </w:r>
-      <w:r>
-        <w:rPr>
-          <w:rFonts w:ascii="Times New Roman" w:eastAsia="黑体" w:hAnsi="Times New Roman"/>
-          <w:color w:val="000000"/>
-          <w:sz w:val="28"/>
-          <w:lang w:eastAsia="zh-CN"/>
-        </w:rPr>
         <w:t>单元的生成逻辑</w:t>
       </w:r>
       <w:bookmarkEnd w:id="21"/>
@@ -9611,19 +9375,11 @@
           <w:lang w:eastAsia="zh-CN"/>
         </w:rPr>
       </w:pPr>
-      <w:proofErr w:type="spellStart"/>
-      <w:r>
-        <w:rPr>
-          <w:lang w:eastAsia="zh-CN"/>
-        </w:rPr>
-        <w:t>Kresling</w:t>
-      </w:r>
-      <w:proofErr w:type="spellEnd"/>
-      <w:r>
-        <w:rPr>
-          <w:lang w:eastAsia="zh-CN"/>
-        </w:rPr>
-        <w:t xml:space="preserve"> </w:t>
+      <w:r>
+        <w:rPr>
+          <w:lang w:eastAsia="zh-CN"/>
+        </w:rPr>
+        <w:t xml:space="preserve">Kresling </w:t>
       </w:r>
       <w:r>
         <w:rPr>
@@ -9838,7 +9594,14 @@
         <w:rPr>
           <w:lang w:eastAsia="zh-CN"/>
         </w:rPr>
-        <w:t>、斜折线方向、山谷折配置、面片连接规则和材料厚度。这些参数用于定义方案，不代表已完成尺寸测量；具体数字须依纸样和对应数字模型核实。由上下顶点建立斜向连接时，应检查折线网络闭合、三角面片方向一致以及上下边界是否产生不期望的穿插。改变参数后必须重新检查折叠路径，不能假定所有变体都同样可折。</w:t>
+        <w:t>、斜折线方向、山谷折配置、面片连接规则和材料厚度。这些参数用于定义方案，不代表已完成尺寸测量；具体数字须依纸样和对应数字</w:t>
+      </w:r>
+      <w:r>
+        <w:rPr>
+          <w:lang w:eastAsia="zh-CN"/>
+        </w:rPr>
+        <w:lastRenderedPageBreak/>
+        <w:t>模型核实。由上下顶点建立斜向连接时，应检查折线网络闭合、三角面片方向一致以及上下边界是否产生不期望的穿插。改变参数后必须重新检查折叠路径，不能假定所有变体都同样可折。</w:t>
       </w:r>
     </w:p>
     <w:p>
@@ -9863,25 +9626,7 @@
           <w:sz w:val="21"/>
           <w:lang w:eastAsia="zh-CN"/>
         </w:rPr>
-        <w:t xml:space="preserve"> 4-1 </w:t>
-      </w:r>
-      <w:proofErr w:type="spellStart"/>
-      <w:r>
-        <w:rPr>
-          <w:b/>
-          <w:sz w:val="21"/>
-          <w:lang w:eastAsia="zh-CN"/>
-        </w:rPr>
-        <w:t>Kresling</w:t>
-      </w:r>
-      <w:proofErr w:type="spellEnd"/>
-      <w:r>
-        <w:rPr>
-          <w:b/>
-          <w:sz w:val="21"/>
-          <w:lang w:eastAsia="zh-CN"/>
-        </w:rPr>
-        <w:t xml:space="preserve"> </w:t>
+        <w:t xml:space="preserve"> 4-1 Kresling </w:t>
       </w:r>
       <w:r>
         <w:rPr>
@@ -9919,7 +9664,6 @@
               <w:spacing w:before="40" w:after="40" w:line="240" w:lineRule="auto"/>
               <w:jc w:val="center"/>
             </w:pPr>
-            <w:proofErr w:type="spellStart"/>
             <w:r>
               <w:rPr>
                 <w:b/>
@@ -9927,7 +9671,6 @@
               </w:rPr>
               <w:t>设计变量</w:t>
             </w:r>
-            <w:proofErr w:type="spellEnd"/>
           </w:p>
         </w:tc>
         <w:tc>
@@ -10066,14 +9809,12 @@
               <w:spacing w:before="40" w:after="40" w:line="240" w:lineRule="auto"/>
               <w:jc w:val="center"/>
             </w:pPr>
-            <w:proofErr w:type="spellStart"/>
             <w:r>
               <w:rPr>
                 <w:sz w:val="21"/>
               </w:rPr>
               <w:t>初始高度与相对相位</w:t>
             </w:r>
-            <w:proofErr w:type="spellEnd"/>
           </w:p>
         </w:tc>
         <w:tc>
@@ -10135,15 +9876,12 @@
               <w:spacing w:before="40" w:after="40" w:line="240" w:lineRule="auto"/>
               <w:jc w:val="center"/>
             </w:pPr>
-            <w:proofErr w:type="spellStart"/>
-            <w:r>
-              <w:rPr>
-                <w:sz w:val="21"/>
-              </w:rPr>
-              <w:lastRenderedPageBreak/>
+            <w:r>
+              <w:rPr>
+                <w:sz w:val="21"/>
+              </w:rPr>
               <w:t>折痕类型与角度范围</w:t>
             </w:r>
-            <w:proofErr w:type="spellEnd"/>
           </w:p>
         </w:tc>
         <w:tc>
@@ -10205,14 +9943,12 @@
               <w:spacing w:before="40" w:after="40" w:line="240" w:lineRule="auto"/>
               <w:jc w:val="center"/>
             </w:pPr>
-            <w:proofErr w:type="spellStart"/>
             <w:r>
               <w:rPr>
                 <w:sz w:val="21"/>
               </w:rPr>
               <w:t>纸材与连接方式</w:t>
             </w:r>
-            <w:proofErr w:type="spellEnd"/>
           </w:p>
         </w:tc>
         <w:tc>
@@ -10333,21 +10069,7 @@
         <w:rPr>
           <w:lang w:eastAsia="zh-CN"/>
         </w:rPr>
-        <w:t xml:space="preserve"> </w:t>
-      </w:r>
-      <w:proofErr w:type="spellStart"/>
-      <w:r>
-        <w:rPr>
-          <w:lang w:eastAsia="zh-CN"/>
-        </w:rPr>
-        <w:t>Kresling</w:t>
-      </w:r>
-      <w:proofErr w:type="spellEnd"/>
-      <w:r>
-        <w:rPr>
-          <w:lang w:eastAsia="zh-CN"/>
-        </w:rPr>
-        <w:t xml:space="preserve"> </w:t>
+        <w:t xml:space="preserve"> Kresling </w:t>
       </w:r>
       <w:r>
         <w:rPr>
@@ -10387,7 +10109,6 @@
         </w:rPr>
         <w:t xml:space="preserve"> 4-2 </w:t>
       </w:r>
-      <w:proofErr w:type="spellStart"/>
       <w:r>
         <w:rPr>
           <w:b/>
@@ -10395,7 +10116,6 @@
         </w:rPr>
         <w:t>仿生转译的逐级核查</w:t>
       </w:r>
-      <w:proofErr w:type="spellEnd"/>
     </w:p>
     <w:tbl>
       <w:tblPr>
@@ -10605,14 +10325,12 @@
               <w:spacing w:before="40" w:after="40" w:line="240" w:lineRule="auto"/>
               <w:jc w:val="center"/>
             </w:pPr>
-            <w:proofErr w:type="spellStart"/>
             <w:r>
               <w:rPr>
                 <w:sz w:val="21"/>
               </w:rPr>
               <w:t>伸长与缩短</w:t>
             </w:r>
-            <w:proofErr w:type="spellEnd"/>
           </w:p>
         </w:tc>
         <w:tc>
@@ -10692,14 +10410,12 @@
               <w:spacing w:before="40" w:after="40" w:line="240" w:lineRule="auto"/>
               <w:jc w:val="center"/>
             </w:pPr>
-            <w:proofErr w:type="spellStart"/>
             <w:r>
               <w:rPr>
                 <w:sz w:val="21"/>
               </w:rPr>
               <w:t>扭转与姿态调整</w:t>
             </w:r>
-            <w:proofErr w:type="spellEnd"/>
           </w:p>
         </w:tc>
         <w:tc>
@@ -10752,14 +10468,12 @@
               <w:spacing w:before="40" w:after="40" w:line="240" w:lineRule="auto"/>
               <w:jc w:val="center"/>
             </w:pPr>
-            <w:proofErr w:type="spellStart"/>
             <w:r>
               <w:rPr>
                 <w:sz w:val="21"/>
               </w:rPr>
               <w:t>构形示意与数字画面</w:t>
             </w:r>
-            <w:proofErr w:type="spellEnd"/>
           </w:p>
         </w:tc>
       </w:tr>
@@ -10872,21 +10586,7 @@
         <w:rPr>
           <w:lang w:eastAsia="zh-CN"/>
         </w:rPr>
-        <w:t xml:space="preserve"> </w:t>
-      </w:r>
-      <w:proofErr w:type="spellStart"/>
-      <w:r>
-        <w:rPr>
-          <w:lang w:eastAsia="zh-CN"/>
-        </w:rPr>
-        <w:t>Kresling</w:t>
-      </w:r>
-      <w:proofErr w:type="spellEnd"/>
-      <w:r>
-        <w:rPr>
-          <w:lang w:eastAsia="zh-CN"/>
-        </w:rPr>
-        <w:t xml:space="preserve"> </w:t>
+        <w:t xml:space="preserve"> Kresling </w:t>
       </w:r>
       <w:r>
         <w:rPr>
@@ -10911,6 +10611,7 @@
           <w:sz w:val="28"/>
           <w:lang w:eastAsia="zh-CN"/>
         </w:rPr>
+        <w:lastRenderedPageBreak/>
         <w:t xml:space="preserve">4.4 </w:t>
       </w:r>
       <w:r>
@@ -10943,21 +10644,7 @@
         <w:rPr>
           <w:lang w:eastAsia="zh-CN"/>
         </w:rPr>
-        <w:t xml:space="preserve"> </w:t>
-      </w:r>
-      <w:proofErr w:type="spellStart"/>
-      <w:r>
-        <w:rPr>
-          <w:lang w:eastAsia="zh-CN"/>
-        </w:rPr>
-        <w:t>Kresling</w:t>
-      </w:r>
-      <w:proofErr w:type="spellEnd"/>
-      <w:r>
-        <w:rPr>
-          <w:lang w:eastAsia="zh-CN"/>
-        </w:rPr>
-        <w:t xml:space="preserve"> </w:t>
+        <w:t xml:space="preserve"> Kresling </w:t>
       </w:r>
       <w:r>
         <w:rPr>
@@ -11074,25 +10761,23 @@
           <w:sz w:val="21"/>
           <w:lang w:eastAsia="zh-CN"/>
         </w:rPr>
-        <w:t xml:space="preserve"> 4-1 </w:t>
-      </w:r>
-      <w:proofErr w:type="spellStart"/>
+        <w:t xml:space="preserve"> 4-1 Kresling </w:t>
+      </w:r>
       <w:r>
         <w:rPr>
           <w:b/>
           <w:sz w:val="21"/>
           <w:lang w:eastAsia="zh-CN"/>
         </w:rPr>
-        <w:t>Kresling</w:t>
-      </w:r>
-      <w:proofErr w:type="spellEnd"/>
+        <w:t>六边形单模块平面折痕图（单位：</w:t>
+      </w:r>
       <w:r>
         <w:rPr>
           <w:b/>
           <w:sz w:val="21"/>
           <w:lang w:eastAsia="zh-CN"/>
         </w:rPr>
-        <w:t xml:space="preserve"> </w:t>
+        <w:t>cm</w:t>
       </w:r>
       <w:r>
         <w:rPr>
@@ -11100,41 +10785,24 @@
           <w:sz w:val="21"/>
           <w:lang w:eastAsia="zh-CN"/>
         </w:rPr>
-        <w:t>六边形单模块平面折痕图（单位：</w:t>
-      </w:r>
+        <w:t>）</w:t>
+      </w:r>
+    </w:p>
+    <w:p>
+      <w:pPr>
+        <w:spacing w:before="120" w:after="60" w:line="300" w:lineRule="auto"/>
+        <w:jc w:val="center"/>
+        <w:rPr>
+          <w:rFonts w:hint="eastAsia"/>
+          <w:lang w:eastAsia="zh-CN"/>
+        </w:rPr>
+      </w:pPr>
       <w:r>
         <w:rPr>
           <w:b/>
           <w:sz w:val="21"/>
           <w:lang w:eastAsia="zh-CN"/>
         </w:rPr>
-        <w:t>cm</w:t>
-      </w:r>
-      <w:r>
-        <w:rPr>
-          <w:b/>
-          <w:sz w:val="21"/>
-          <w:lang w:eastAsia="zh-CN"/>
-        </w:rPr>
-        <w:t>）</w:t>
-      </w:r>
-    </w:p>
-    <w:p>
-      <w:pPr>
-        <w:spacing w:before="120" w:after="60" w:line="300" w:lineRule="auto"/>
-        <w:jc w:val="center"/>
-        <w:rPr>
-          <w:rFonts w:hint="eastAsia"/>
-          <w:lang w:eastAsia="zh-CN"/>
-        </w:rPr>
-      </w:pPr>
-      <w:r>
-        <w:rPr>
-          <w:b/>
-          <w:sz w:val="21"/>
-          <w:lang w:eastAsia="zh-CN"/>
-        </w:rPr>
-        <w:lastRenderedPageBreak/>
         <w:drawing>
           <wp:inline distT="0" distB="0" distL="0" distR="0" wp14:anchorId="6762C9BB" wp14:editId="29C3E44C">
             <wp:extent cx="5270500" cy="3726180"/>
@@ -11151,10 +10819,10 @@
                     <pic:cNvPicPr/>
                   </pic:nvPicPr>
                   <pic:blipFill>
-                    <a:blip r:embed="rId8">
+                    <a:blip r:embed="rId9">
                       <a:extLst>
                         <a:ext uri="{96DAC541-7B7A-43D3-8B79-37D633B846F1}">
-                          <asvg:svgBlip xmlns:asvg="http://schemas.microsoft.com/office/drawing/2016/SVG/main" r:embed="rId9"/>
+                          <asvg:svgBlip xmlns:asvg="http://schemas.microsoft.com/office/drawing/2016/SVG/main" r:embed="rId10"/>
                         </a:ext>
                       </a:extLst>
                     </a:blip>
@@ -11193,19 +10861,11 @@
         </w:rPr>
         <w:t>图中山谷折图例按用户提供的参考图绘制。</w:t>
       </w:r>
-      <w:proofErr w:type="spellStart"/>
-      <w:r>
-        <w:rPr>
-          <w:lang w:eastAsia="zh-CN"/>
-        </w:rPr>
-        <w:t>Kresling</w:t>
-      </w:r>
-      <w:proofErr w:type="spellEnd"/>
-      <w:r>
-        <w:rPr>
-          <w:lang w:eastAsia="zh-CN"/>
-        </w:rPr>
-        <w:t xml:space="preserve"> </w:t>
+      <w:r>
+        <w:rPr>
+          <w:lang w:eastAsia="zh-CN"/>
+        </w:rPr>
+        <w:t xml:space="preserve">Kresling </w:t>
       </w:r>
       <w:r>
         <w:rPr>
@@ -11384,10 +11044,10 @@
                     <pic:cNvPicPr/>
                   </pic:nvPicPr>
                   <pic:blipFill>
-                    <a:blip r:embed="rId10">
+                    <a:blip r:embed="rId11">
                       <a:extLst>
                         <a:ext uri="{96DAC541-7B7A-43D3-8B79-37D633B846F1}">
-                          <asvg:svgBlip xmlns:asvg="http://schemas.microsoft.com/office/drawing/2016/SVG/main" r:embed="rId11"/>
+                          <asvg:svgBlip xmlns:asvg="http://schemas.microsoft.com/office/drawing/2016/SVG/main" r:embed="rId12"/>
                         </a:ext>
                       </a:extLst>
                     </a:blip>
@@ -11599,21 +11259,7 @@
         <w:rPr>
           <w:lang w:eastAsia="zh-CN"/>
         </w:rPr>
-        <w:t xml:space="preserve"> </w:t>
-      </w:r>
-      <w:proofErr w:type="spellStart"/>
-      <w:r>
-        <w:rPr>
-          <w:lang w:eastAsia="zh-CN"/>
-        </w:rPr>
-        <w:t>Kresling</w:t>
-      </w:r>
-      <w:proofErr w:type="spellEnd"/>
-      <w:r>
-        <w:rPr>
-          <w:lang w:eastAsia="zh-CN"/>
-        </w:rPr>
-        <w:t xml:space="preserve"> </w:t>
+        <w:t xml:space="preserve"> Kresling </w:t>
       </w:r>
       <w:r>
         <w:rPr>
@@ -11695,21 +11341,7 @@
         <w:rPr>
           <w:lang w:eastAsia="zh-CN"/>
         </w:rPr>
-        <w:t xml:space="preserve"> </w:t>
-      </w:r>
-      <w:proofErr w:type="spellStart"/>
-      <w:r>
-        <w:rPr>
-          <w:lang w:eastAsia="zh-CN"/>
-        </w:rPr>
-        <w:t>Kresling</w:t>
-      </w:r>
-      <w:proofErr w:type="spellEnd"/>
-      <w:r>
-        <w:rPr>
-          <w:lang w:eastAsia="zh-CN"/>
-        </w:rPr>
-        <w:t xml:space="preserve"> </w:t>
+        <w:t xml:space="preserve"> Kresling </w:t>
       </w:r>
       <w:r>
         <w:rPr>
@@ -11816,21 +11448,7 @@
         <w:rPr>
           <w:lang w:eastAsia="zh-CN"/>
         </w:rPr>
-        <w:t xml:space="preserve"> </w:t>
-      </w:r>
-      <w:proofErr w:type="spellStart"/>
-      <w:r>
-        <w:rPr>
-          <w:lang w:eastAsia="zh-CN"/>
-        </w:rPr>
-        <w:t>Kresling</w:t>
-      </w:r>
-      <w:proofErr w:type="spellEnd"/>
-      <w:r>
-        <w:rPr>
-          <w:lang w:eastAsia="zh-CN"/>
-        </w:rPr>
-        <w:t xml:space="preserve"> </w:t>
+        <w:t xml:space="preserve"> Kresling </w:t>
       </w:r>
       <w:r>
         <w:rPr>
@@ -11931,7 +11549,6 @@
         </w:rPr>
         <w:t xml:space="preserve"> 5-1 Unity </w:t>
       </w:r>
-      <w:proofErr w:type="spellStart"/>
       <w:r>
         <w:rPr>
           <w:b/>
@@ -11939,7 +11556,6 @@
         </w:rPr>
         <w:t>模型数据对象及核查要点</w:t>
       </w:r>
-      <w:proofErr w:type="spellEnd"/>
     </w:p>
     <w:tbl>
       <w:tblPr>
@@ -12093,14 +11709,12 @@
               <w:spacing w:before="40" w:after="40" w:line="240" w:lineRule="auto"/>
               <w:jc w:val="center"/>
             </w:pPr>
-            <w:proofErr w:type="spellStart"/>
             <w:r>
               <w:rPr>
                 <w:sz w:val="21"/>
               </w:rPr>
               <w:t>形成单模块几何</w:t>
             </w:r>
-            <w:proofErr w:type="spellEnd"/>
           </w:p>
         </w:tc>
         <w:tc>
@@ -12140,14 +11754,12 @@
               <w:spacing w:before="40" w:after="40" w:line="240" w:lineRule="auto"/>
               <w:jc w:val="center"/>
             </w:pPr>
-            <w:proofErr w:type="spellStart"/>
             <w:r>
               <w:rPr>
                 <w:sz w:val="21"/>
               </w:rPr>
               <w:t>折痕</w:t>
             </w:r>
-            <w:proofErr w:type="spellEnd"/>
           </w:p>
         </w:tc>
         <w:tc>
@@ -12196,14 +11808,12 @@
               <w:spacing w:before="40" w:after="40" w:line="240" w:lineRule="auto"/>
               <w:jc w:val="center"/>
             </w:pPr>
-            <w:proofErr w:type="spellStart"/>
             <w:r>
               <w:rPr>
                 <w:sz w:val="21"/>
               </w:rPr>
               <w:t>表示可折叠边与折向</w:t>
             </w:r>
-            <w:proofErr w:type="spellEnd"/>
           </w:p>
         </w:tc>
         <w:tc>
@@ -12243,14 +11853,12 @@
               <w:spacing w:before="40" w:after="40" w:line="240" w:lineRule="auto"/>
               <w:jc w:val="center"/>
             </w:pPr>
-            <w:proofErr w:type="spellStart"/>
             <w:r>
               <w:rPr>
                 <w:sz w:val="21"/>
               </w:rPr>
               <w:t>连接或铰链</w:t>
             </w:r>
-            <w:proofErr w:type="spellEnd"/>
           </w:p>
         </w:tc>
         <w:tc>
@@ -12293,7 +11901,6 @@
               <w:spacing w:before="40" w:after="40" w:line="240" w:lineRule="auto"/>
               <w:jc w:val="center"/>
             </w:pPr>
-            <w:proofErr w:type="spellStart"/>
             <w:r>
               <w:rPr>
                 <w:sz w:val="21"/>
@@ -12301,7 +11908,6 @@
               <w:lastRenderedPageBreak/>
               <w:t>支持运行时联动</w:t>
             </w:r>
-            <w:proofErr w:type="spellEnd"/>
           </w:p>
         </w:tc>
         <w:tc>
@@ -12349,7 +11955,6 @@
               <w:spacing w:before="40" w:after="40" w:line="240" w:lineRule="auto"/>
               <w:jc w:val="center"/>
             </w:pPr>
-            <w:proofErr w:type="spellStart"/>
             <w:r>
               <w:rPr>
                 <w:sz w:val="21"/>
@@ -12357,7 +11962,6 @@
               <w:lastRenderedPageBreak/>
               <w:t>驱动信息</w:t>
             </w:r>
-            <w:proofErr w:type="spellEnd"/>
           </w:p>
         </w:tc>
         <w:tc>
@@ -12392,14 +11996,12 @@
               <w:spacing w:before="40" w:after="40" w:line="240" w:lineRule="auto"/>
               <w:jc w:val="center"/>
             </w:pPr>
-            <w:proofErr w:type="spellStart"/>
             <w:r>
               <w:rPr>
                 <w:sz w:val="21"/>
               </w:rPr>
               <w:t>指定运行控制方式</w:t>
             </w:r>
-            <w:proofErr w:type="spellEnd"/>
           </w:p>
         </w:tc>
         <w:tc>
@@ -12439,14 +12041,12 @@
               <w:spacing w:before="40" w:after="40" w:line="240" w:lineRule="auto"/>
               <w:jc w:val="center"/>
             </w:pPr>
-            <w:proofErr w:type="spellStart"/>
             <w:r>
               <w:rPr>
                 <w:sz w:val="21"/>
               </w:rPr>
               <w:t>记录信息</w:t>
             </w:r>
-            <w:proofErr w:type="spellEnd"/>
           </w:p>
         </w:tc>
         <w:tc>
@@ -12481,14 +12081,12 @@
               <w:spacing w:before="40" w:after="40" w:line="240" w:lineRule="auto"/>
               <w:jc w:val="center"/>
             </w:pPr>
-            <w:proofErr w:type="spellStart"/>
             <w:r>
               <w:rPr>
                 <w:sz w:val="21"/>
               </w:rPr>
               <w:t>保证过程可追溯</w:t>
             </w:r>
-            <w:proofErr w:type="spellEnd"/>
           </w:p>
         </w:tc>
         <w:tc>
@@ -12639,16 +12237,8 @@
         <w:rPr>
           <w:lang w:eastAsia="zh-CN"/>
         </w:rPr>
-        <w:t xml:space="preserve"> </w:t>
-      </w:r>
-      <w:proofErr w:type="spellStart"/>
-      <w:r>
-        <w:rPr>
-          <w:lang w:eastAsia="zh-CN"/>
-        </w:rPr>
-        <w:t>HingeJoint</w:t>
-      </w:r>
-      <w:proofErr w:type="spellEnd"/>
+        <w:t xml:space="preserve"> HingeJoint</w:t>
+      </w:r>
       <w:r>
         <w:rPr>
           <w:lang w:eastAsia="zh-CN"/>
@@ -12674,6 +12264,522 @@
     </w:p>
     <w:p>
       <w:pPr>
+        <w:spacing w:after="0"/>
+        <w:ind w:firstLineChars="200" w:firstLine="480"/>
+        <w:jc w:val="both"/>
+        <w:rPr>
+          <w:lang w:eastAsia="zh-CN"/>
+        </w:rPr>
+      </w:pPr>
+    </w:p>
+    <w:p>
+      <w:pPr>
+        <w:spacing w:after="0"/>
+        <w:ind w:firstLineChars="200" w:firstLine="482"/>
+        <w:jc w:val="both"/>
+        <w:rPr>
+          <w:lang w:eastAsia="zh-CN"/>
+        </w:rPr>
+      </w:pPr>
+      <w:r>
+        <w:rPr>
+          <w:b/>
+          <w:bCs/>
+          <w:lang w:eastAsia="zh-CN"/>
+        </w:rPr>
+        <w:t>5.3</w:t>
+      </w:r>
+      <w:r>
+        <w:rPr>
+          <w:b/>
+          <w:bCs/>
+          <w:lang w:eastAsia="zh-CN"/>
+        </w:rPr>
+        <w:t xml:space="preserve">　系统操作流程</w:t>
+      </w:r>
+    </w:p>
+    <w:p>
+      <w:pPr>
+        <w:spacing w:after="0"/>
+        <w:ind w:firstLineChars="200" w:firstLine="480"/>
+        <w:jc w:val="both"/>
+        <w:rPr>
+          <w:lang w:eastAsia="zh-CN"/>
+        </w:rPr>
+      </w:pPr>
+      <w:r>
+        <w:rPr>
+          <w:lang w:eastAsia="zh-CN"/>
+        </w:rPr>
+        <w:t>本系统由折痕设计与折叠模拟两种模式组成，通过界面按钮切换（</w:t>
+      </w:r>
+      <w:r>
+        <w:rPr>
+          <w:lang w:eastAsia="zh-CN"/>
+        </w:rPr>
+        <w:t>DesignModeManager</w:t>
+      </w:r>
+      <w:r>
+        <w:rPr>
+          <w:lang w:eastAsia="zh-CN"/>
+        </w:rPr>
+        <w:t>），默认进入模拟模式。两种模式共享同一套模型数据格式（</w:t>
+      </w:r>
+      <w:r>
+        <w:rPr>
+          <w:lang w:eastAsia="zh-CN"/>
+        </w:rPr>
+        <w:t xml:space="preserve">5.2 </w:t>
+      </w:r>
+      <w:r>
+        <w:rPr>
+          <w:lang w:eastAsia="zh-CN"/>
+        </w:rPr>
+        <w:t>节），设计模式产出</w:t>
+      </w:r>
+      <w:r>
+        <w:rPr>
+          <w:lang w:eastAsia="zh-CN"/>
+        </w:rPr>
+        <w:t xml:space="preserve"> JSON</w:t>
+      </w:r>
+      <w:r>
+        <w:rPr>
+          <w:lang w:eastAsia="zh-CN"/>
+        </w:rPr>
+        <w:t>，模拟模式消费</w:t>
+      </w:r>
+      <w:r>
+        <w:rPr>
+          <w:lang w:eastAsia="zh-CN"/>
+        </w:rPr>
+        <w:t xml:space="preserve"> JSON</w:t>
+      </w:r>
+      <w:r>
+        <w:rPr>
+          <w:lang w:eastAsia="zh-CN"/>
+        </w:rPr>
+        <w:t>，构成</w:t>
+      </w:r>
+      <w:r>
+        <w:rPr>
+          <w:lang w:eastAsia="zh-CN"/>
+        </w:rPr>
+        <w:t>"</w:t>
+      </w:r>
+      <w:r>
+        <w:rPr>
+          <w:lang w:eastAsia="zh-CN"/>
+        </w:rPr>
+        <w:t>编辑</w:t>
+      </w:r>
+      <w:r>
+        <w:rPr>
+          <w:lang w:eastAsia="zh-CN"/>
+        </w:rPr>
+        <w:t>—</w:t>
+      </w:r>
+      <w:r>
+        <w:rPr>
+          <w:lang w:eastAsia="zh-CN"/>
+        </w:rPr>
+        <w:t>保存</w:t>
+      </w:r>
+      <w:r>
+        <w:rPr>
+          <w:lang w:eastAsia="zh-CN"/>
+        </w:rPr>
+        <w:t>—</w:t>
+      </w:r>
+      <w:r>
+        <w:rPr>
+          <w:lang w:eastAsia="zh-CN"/>
+        </w:rPr>
+        <w:t>加载</w:t>
+      </w:r>
+      <w:r>
+        <w:rPr>
+          <w:lang w:eastAsia="zh-CN"/>
+        </w:rPr>
+        <w:t>—</w:t>
+      </w:r>
+      <w:r>
+        <w:rPr>
+          <w:lang w:eastAsia="zh-CN"/>
+        </w:rPr>
+        <w:t>驱动</w:t>
+      </w:r>
+      <w:r>
+        <w:rPr>
+          <w:lang w:eastAsia="zh-CN"/>
+        </w:rPr>
+        <w:t>"</w:t>
+      </w:r>
+      <w:r>
+        <w:rPr>
+          <w:lang w:eastAsia="zh-CN"/>
+        </w:rPr>
+        <w:t>的完整使用链路。</w:t>
+      </w:r>
+    </w:p>
+    <w:p>
+      <w:pPr>
+        <w:spacing w:after="0"/>
+        <w:ind w:firstLineChars="200" w:firstLine="482"/>
+        <w:jc w:val="both"/>
+        <w:rPr>
+          <w:lang w:eastAsia="zh-CN"/>
+        </w:rPr>
+      </w:pPr>
+      <w:r>
+        <w:rPr>
+          <w:b/>
+          <w:bCs/>
+          <w:lang w:eastAsia="zh-CN"/>
+        </w:rPr>
+        <w:t>（</w:t>
+      </w:r>
+      <w:r>
+        <w:rPr>
+          <w:b/>
+          <w:bCs/>
+          <w:lang w:eastAsia="zh-CN"/>
+        </w:rPr>
+        <w:t>1</w:t>
+      </w:r>
+      <w:r>
+        <w:rPr>
+          <w:b/>
+          <w:bCs/>
+          <w:lang w:eastAsia="zh-CN"/>
+        </w:rPr>
+        <w:t>）折痕设计模式</w:t>
+      </w:r>
+      <w:r>
+        <w:rPr>
+          <w:lang w:eastAsia="zh-CN"/>
+        </w:rPr>
+        <w:t xml:space="preserve">　以二维俯视视角在网格平面上编辑折痕图。工具栏提供加点、连线、移动、删点、删线、折痕属性六类操作：加点时鼠标落点吸附到网格；连线时依次点选两个已有顶点生成一条折痕；折痕属性面板可将该折</w:t>
+      </w:r>
+      <w:r>
+        <w:rPr>
+          <w:lang w:eastAsia="zh-CN"/>
+        </w:rPr>
+        <w:lastRenderedPageBreak/>
+        <w:t>痕设为山折、谷折或边界，并输入允许折叠角范围（</w:t>
+      </w:r>
+      <w:r>
+        <w:rPr>
+          <w:lang w:eastAsia="zh-CN"/>
+        </w:rPr>
+        <w:t>minAngle–maxAngle</w:t>
+      </w:r>
+      <w:r>
+        <w:rPr>
+          <w:lang w:eastAsia="zh-CN"/>
+        </w:rPr>
+        <w:t>）。编辑完成后命名并保存，系统据折痕拓扑自动生成面片（</w:t>
+      </w:r>
+      <w:r>
+        <w:rPr>
+          <w:lang w:eastAsia="zh-CN"/>
+        </w:rPr>
+        <w:t>OrigamiFaceGenerator</w:t>
+      </w:r>
+      <w:r>
+        <w:rPr>
+          <w:lang w:eastAsia="zh-CN"/>
+        </w:rPr>
+        <w:t>），连同顶点、折痕与显示配置一并写出为</w:t>
+      </w:r>
+      <w:r>
+        <w:rPr>
+          <w:lang w:eastAsia="zh-CN"/>
+        </w:rPr>
+        <w:t xml:space="preserve"> Assets/Models/&lt;</w:t>
+      </w:r>
+      <w:r>
+        <w:rPr>
+          <w:lang w:eastAsia="zh-CN"/>
+        </w:rPr>
+        <w:t>名称</w:t>
+      </w:r>
+      <w:r>
+        <w:rPr>
+          <w:lang w:eastAsia="zh-CN"/>
+        </w:rPr>
+        <w:t>&gt;.json</w:t>
+      </w:r>
+      <w:r>
+        <w:rPr>
+          <w:lang w:eastAsia="zh-CN"/>
+        </w:rPr>
+        <w:t>。该模式也支持载入既有</w:t>
+      </w:r>
+      <w:r>
+        <w:rPr>
+          <w:lang w:eastAsia="zh-CN"/>
+        </w:rPr>
+        <w:t xml:space="preserve"> JSON </w:t>
+      </w:r>
+      <w:r>
+        <w:rPr>
+          <w:lang w:eastAsia="zh-CN"/>
+        </w:rPr>
+        <w:t>或二维</w:t>
+      </w:r>
+      <w:r>
+        <w:rPr>
+          <w:lang w:eastAsia="zh-CN"/>
+        </w:rPr>
+        <w:t xml:space="preserve"> DXF </w:t>
+      </w:r>
+      <w:r>
+        <w:rPr>
+          <w:lang w:eastAsia="zh-CN"/>
+        </w:rPr>
+        <w:t>继续编辑。</w:t>
+      </w:r>
+    </w:p>
+    <w:p>
+      <w:pPr>
+        <w:spacing w:after="0"/>
+        <w:ind w:firstLineChars="200" w:firstLine="482"/>
+        <w:jc w:val="both"/>
+        <w:rPr>
+          <w:lang w:eastAsia="zh-CN"/>
+        </w:rPr>
+      </w:pPr>
+      <w:r>
+        <w:rPr>
+          <w:b/>
+          <w:bCs/>
+          <w:lang w:eastAsia="zh-CN"/>
+        </w:rPr>
+        <w:t>（</w:t>
+      </w:r>
+      <w:r>
+        <w:rPr>
+          <w:b/>
+          <w:bCs/>
+          <w:lang w:eastAsia="zh-CN"/>
+        </w:rPr>
+        <w:t>2</w:t>
+      </w:r>
+      <w:r>
+        <w:rPr>
+          <w:b/>
+          <w:bCs/>
+          <w:lang w:eastAsia="zh-CN"/>
+        </w:rPr>
+        <w:t>）折叠模拟模式</w:t>
+      </w:r>
+      <w:r>
+        <w:rPr>
+          <w:lang w:eastAsia="zh-CN"/>
+        </w:rPr>
+        <w:t xml:space="preserve">　加载</w:t>
+      </w:r>
+      <w:r>
+        <w:rPr>
+          <w:lang w:eastAsia="zh-CN"/>
+        </w:rPr>
+        <w:t xml:space="preserve"> JSON </w:t>
+      </w:r>
+      <w:r>
+        <w:rPr>
+          <w:lang w:eastAsia="zh-CN"/>
+        </w:rPr>
+        <w:t>后，系统按</w:t>
+      </w:r>
+      <w:r>
+        <w:rPr>
+          <w:lang w:eastAsia="zh-CN"/>
+        </w:rPr>
+        <w:t xml:space="preserve"> 5.4 </w:t>
+      </w:r>
+      <w:r>
+        <w:rPr>
+          <w:lang w:eastAsia="zh-CN"/>
+        </w:rPr>
+        <w:t>节流程重建面片网格、沿共享边建立铰链并固定根面片，得到可交互的单模块。用户拖动滑条即把折叠进度映射为各铰链的弹簧目标角（</w:t>
+      </w:r>
+      <w:r>
+        <w:rPr>
+          <w:lang w:eastAsia="zh-CN"/>
+        </w:rPr>
+        <w:t>SliderController → SetFoldProgress</w:t>
+      </w:r>
+      <w:r>
+        <w:rPr>
+          <w:lang w:eastAsia="zh-CN"/>
+        </w:rPr>
+        <w:t>），面片随之联动折叠，呈现初始、运动中与终态；可另行显示</w:t>
+      </w:r>
+      <w:r>
+        <w:rPr>
+          <w:lang w:eastAsia="zh-CN"/>
+        </w:rPr>
+        <w:t>/</w:t>
+      </w:r>
+      <w:r>
+        <w:rPr>
+          <w:lang w:eastAsia="zh-CN"/>
+        </w:rPr>
+        <w:t>隐藏折痕线、复位状态，并通过相机旋转缩放观察（</w:t>
+      </w:r>
+      <w:r>
+        <w:rPr>
+          <w:lang w:eastAsia="zh-CN"/>
+        </w:rPr>
+        <w:t>CameraController</w:t>
+      </w:r>
+      <w:r>
+        <w:rPr>
+          <w:lang w:eastAsia="zh-CN"/>
+        </w:rPr>
+        <w:t>）。滑条值为控制输入，不等于面片实到角度，也不代表纸张实测力矩。</w:t>
+      </w:r>
+    </w:p>
+    <w:p>
+      <w:pPr>
+        <w:spacing w:after="0"/>
+        <w:ind w:firstLineChars="200" w:firstLine="480"/>
+        <w:jc w:val="both"/>
+        <w:rPr>
+          <w:lang w:eastAsia="zh-CN"/>
+        </w:rPr>
+      </w:pPr>
+      <w:r>
+        <w:rPr>
+          <w:lang w:eastAsia="zh-CN"/>
+        </w:rPr>
+        <w:t>图</w:t>
+      </w:r>
+      <w:r>
+        <w:rPr>
+          <w:lang w:eastAsia="zh-CN"/>
+        </w:rPr>
+        <w:t xml:space="preserve"> 5-1 </w:t>
+      </w:r>
+      <w:r>
+        <w:rPr>
+          <w:lang w:eastAsia="zh-CN"/>
+        </w:rPr>
+        <w:t>给出上述从折痕设计到折叠模拟的用户操作流程；本报告作品数字部分即沿此流程完成一个</w:t>
+      </w:r>
+      <w:r>
+        <w:rPr>
+          <w:lang w:eastAsia="zh-CN"/>
+        </w:rPr>
+        <w:t xml:space="preserve"> Kresling </w:t>
+      </w:r>
+      <w:r>
+        <w:rPr>
+          <w:lang w:eastAsia="zh-CN"/>
+        </w:rPr>
+        <w:t>单模块的编辑与展示。</w:t>
+      </w:r>
+    </w:p>
+    <w:p>
+      <w:pPr>
+        <w:spacing w:after="0"/>
+        <w:ind w:firstLineChars="200" w:firstLine="480"/>
+        <w:jc w:val="both"/>
+        <w:rPr>
+          <w:rFonts w:hint="eastAsia"/>
+          <w:lang w:eastAsia="zh-CN"/>
+        </w:rPr>
+      </w:pPr>
+    </w:p>
+    <w:p>
+      <w:pPr>
+        <w:spacing w:after="0"/>
+        <w:ind w:firstLineChars="200" w:firstLine="480"/>
+        <w:jc w:val="both"/>
+        <w:rPr>
+          <w:lang w:eastAsia="zh-CN"/>
+        </w:rPr>
+      </w:pPr>
+    </w:p>
+    <w:p>
+      <w:pPr>
+        <w:spacing w:after="0"/>
+        <w:jc w:val="both"/>
+        <w:rPr>
+          <w:rFonts w:hint="eastAsia"/>
+          <w:lang w:eastAsia="zh-CN"/>
+        </w:rPr>
+      </w:pPr>
+      <w:r>
+        <w:rPr>
+          <w:noProof/>
+          <w:lang w:eastAsia="zh-CN"/>
+        </w:rPr>
+        <w:lastRenderedPageBreak/>
+        <w:drawing>
+          <wp:inline distT="0" distB="0" distL="0" distR="0" wp14:anchorId="0F8C3533" wp14:editId="6189D6B3">
+            <wp:extent cx="5266055" cy="7518400"/>
+            <wp:effectExtent l="0" t="0" r="0" b="6350"/>
+            <wp:docPr id="697086754" name="图片 3"/>
+            <wp:cNvGraphicFramePr>
+              <a:graphicFrameLocks xmlns:a="http://schemas.openxmlformats.org/drawingml/2006/main" noChangeAspect="1"/>
+            </wp:cNvGraphicFramePr>
+            <a:graphic xmlns:a="http://schemas.openxmlformats.org/drawingml/2006/main">
+              <a:graphicData uri="http://schemas.openxmlformats.org/drawingml/2006/picture">
+                <pic:pic xmlns:pic="http://schemas.openxmlformats.org/drawingml/2006/picture">
+                  <pic:nvPicPr>
+                    <pic:cNvPr id="0" name="Picture 3"/>
+                    <pic:cNvPicPr>
+                      <a:picLocks noChangeAspect="1" noChangeArrowheads="1"/>
+                    </pic:cNvPicPr>
+                  </pic:nvPicPr>
+                  <pic:blipFill>
+                    <a:blip r:embed="rId13">
+                      <a:extLst>
+                        <a:ext uri="{28A0092B-C50C-407E-A947-70E740481C1C}">
+                          <a14:useLocalDpi xmlns:a14="http://schemas.microsoft.com/office/drawing/2010/main" val="0"/>
+                        </a:ext>
+                      </a:extLst>
+                    </a:blip>
+                    <a:srcRect/>
+                    <a:stretch>
+                      <a:fillRect/>
+                    </a:stretch>
+                  </pic:blipFill>
+                  <pic:spPr bwMode="auto">
+                    <a:xfrm>
+                      <a:off x="0" y="0"/>
+                      <a:ext cx="5266055" cy="7518400"/>
+                    </a:xfrm>
+                    <a:prstGeom prst="rect">
+                      <a:avLst/>
+                    </a:prstGeom>
+                    <a:noFill/>
+                    <a:ln>
+                      <a:noFill/>
+                    </a:ln>
+                  </pic:spPr>
+                </pic:pic>
+              </a:graphicData>
+            </a:graphic>
+          </wp:inline>
+        </w:drawing>
+      </w:r>
+    </w:p>
+    <w:p>
+      <w:pPr>
+        <w:spacing w:after="0"/>
+        <w:ind w:firstLineChars="200" w:firstLine="480"/>
+        <w:jc w:val="both"/>
+        <w:rPr>
+          <w:rFonts w:hint="eastAsia"/>
+          <w:lang w:eastAsia="zh-CN"/>
+        </w:rPr>
+      </w:pPr>
+    </w:p>
+    <w:p>
+      <w:pPr>
         <w:pStyle w:val="21"/>
         <w:spacing w:before="240" w:after="120"/>
         <w:rPr>
@@ -12688,6 +12794,7 @@
           <w:sz w:val="28"/>
           <w:lang w:eastAsia="zh-CN"/>
         </w:rPr>
+        <w:lastRenderedPageBreak/>
         <w:t xml:space="preserve">5.4 </w:t>
       </w:r>
       <w:r>
@@ -12720,21 +12827,7 @@
         <w:rPr>
           <w:lang w:eastAsia="zh-CN"/>
         </w:rPr>
-        <w:t xml:space="preserve"> </w:t>
-      </w:r>
-      <w:proofErr w:type="spellStart"/>
-      <w:r>
-        <w:rPr>
-          <w:lang w:eastAsia="zh-CN"/>
-        </w:rPr>
-        <w:t>Kresling</w:t>
-      </w:r>
-      <w:proofErr w:type="spellEnd"/>
-      <w:r>
-        <w:rPr>
-          <w:lang w:eastAsia="zh-CN"/>
-        </w:rPr>
-        <w:t xml:space="preserve"> </w:t>
+        <w:t xml:space="preserve"> Kresling </w:t>
       </w:r>
       <w:r>
         <w:rPr>
@@ -12815,7 +12908,6 @@
               <w:spacing w:before="40" w:after="40" w:line="240" w:lineRule="auto"/>
               <w:jc w:val="center"/>
             </w:pPr>
-            <w:proofErr w:type="spellStart"/>
             <w:r>
               <w:rPr>
                 <w:b/>
@@ -12823,7 +12915,6 @@
               </w:rPr>
               <w:t>复核项目</w:t>
             </w:r>
-            <w:proofErr w:type="spellEnd"/>
           </w:p>
         </w:tc>
         <w:tc>
@@ -12885,7 +12976,6 @@
               <w:rPr>
                 <w:sz w:val="21"/>
               </w:rPr>
-              <w:lastRenderedPageBreak/>
               <w:t xml:space="preserve">Unity </w:t>
             </w:r>
             <w:r>
@@ -12955,14 +13045,12 @@
               <w:spacing w:before="40" w:after="40" w:line="240" w:lineRule="auto"/>
               <w:jc w:val="center"/>
             </w:pPr>
-            <w:proofErr w:type="spellStart"/>
             <w:r>
               <w:rPr>
                 <w:sz w:val="21"/>
               </w:rPr>
               <w:t>单模块模型</w:t>
             </w:r>
-            <w:proofErr w:type="spellEnd"/>
           </w:p>
         </w:tc>
         <w:tc>
@@ -13001,21 +13089,7 @@
               <w:rPr>
                 <w:sz w:val="21"/>
               </w:rPr>
-              <w:t>【</w:t>
-            </w:r>
-            <w:proofErr w:type="spellStart"/>
-            <w:r>
-              <w:rPr>
-                <w:sz w:val="21"/>
-              </w:rPr>
-              <w:t>插图时补</w:t>
-            </w:r>
-            <w:proofErr w:type="spellEnd"/>
-            <w:r>
-              <w:rPr>
-                <w:sz w:val="21"/>
-              </w:rPr>
-              <w:t>】</w:t>
+              <w:t>【插图时补】</w:t>
             </w:r>
           </w:p>
         </w:tc>
@@ -13078,21 +13152,7 @@
               <w:rPr>
                 <w:sz w:val="21"/>
               </w:rPr>
-              <w:t>【</w:t>
-            </w:r>
-            <w:proofErr w:type="spellStart"/>
-            <w:r>
-              <w:rPr>
-                <w:sz w:val="21"/>
-              </w:rPr>
-              <w:t>插图时补</w:t>
-            </w:r>
-            <w:proofErr w:type="spellEnd"/>
-            <w:r>
-              <w:rPr>
-                <w:sz w:val="21"/>
-              </w:rPr>
-              <w:t>】</w:t>
+              <w:t>【插图时补】</w:t>
             </w:r>
           </w:p>
         </w:tc>
@@ -13286,7 +13346,7 @@
                     <pic:cNvPicPr/>
                   </pic:nvPicPr>
                   <pic:blipFill>
-                    <a:blip r:embed="rId12"/>
+                    <a:blip r:embed="rId14"/>
                     <a:stretch>
                       <a:fillRect/>
                     </a:stretch>
@@ -13387,86 +13447,6 @@
                 <pic:pic xmlns:pic="http://schemas.openxmlformats.org/drawingml/2006/picture">
                   <pic:nvPicPr>
                     <pic:cNvPr id="1310662027" name=""/>
-                    <pic:cNvPicPr/>
-                  </pic:nvPicPr>
-                  <pic:blipFill>
-                    <a:blip r:embed="rId13"/>
-                    <a:stretch>
-                      <a:fillRect/>
-                    </a:stretch>
-                  </pic:blipFill>
-                  <pic:spPr>
-                    <a:xfrm>
-                      <a:off x="0" y="0"/>
-                      <a:ext cx="5270500" cy="2799715"/>
-                    </a:xfrm>
-                    <a:prstGeom prst="rect">
-                      <a:avLst/>
-                    </a:prstGeom>
-                  </pic:spPr>
-                </pic:pic>
-              </a:graphicData>
-            </a:graphic>
-          </wp:inline>
-        </w:drawing>
-      </w:r>
-      <w:r>
-        <w:rPr>
-          <w:noProof/>
-        </w:rPr>
-        <w:drawing>
-          <wp:inline distT="0" distB="0" distL="0" distR="0" wp14:anchorId="31A58247" wp14:editId="2929A847">
-            <wp:extent cx="5270500" cy="2799715"/>
-            <wp:effectExtent l="0" t="0" r="6350" b="635"/>
-            <wp:docPr id="2108290143" name="图片 1"/>
-            <wp:cNvGraphicFramePr>
-              <a:graphicFrameLocks xmlns:a="http://schemas.openxmlformats.org/drawingml/2006/main" noChangeAspect="1"/>
-            </wp:cNvGraphicFramePr>
-            <a:graphic xmlns:a="http://schemas.openxmlformats.org/drawingml/2006/main">
-              <a:graphicData uri="http://schemas.openxmlformats.org/drawingml/2006/picture">
-                <pic:pic xmlns:pic="http://schemas.openxmlformats.org/drawingml/2006/picture">
-                  <pic:nvPicPr>
-                    <pic:cNvPr id="2108290143" name=""/>
-                    <pic:cNvPicPr/>
-                  </pic:nvPicPr>
-                  <pic:blipFill>
-                    <a:blip r:embed="rId14"/>
-                    <a:stretch>
-                      <a:fillRect/>
-                    </a:stretch>
-                  </pic:blipFill>
-                  <pic:spPr>
-                    <a:xfrm>
-                      <a:off x="0" y="0"/>
-                      <a:ext cx="5270500" cy="2799715"/>
-                    </a:xfrm>
-                    <a:prstGeom prst="rect">
-                      <a:avLst/>
-                    </a:prstGeom>
-                  </pic:spPr>
-                </pic:pic>
-              </a:graphicData>
-            </a:graphic>
-          </wp:inline>
-        </w:drawing>
-      </w:r>
-      <w:r>
-        <w:rPr>
-          <w:noProof/>
-        </w:rPr>
-        <w:drawing>
-          <wp:inline distT="0" distB="0" distL="0" distR="0" wp14:anchorId="3E6084F7" wp14:editId="0DBC0381">
-            <wp:extent cx="5270500" cy="2799715"/>
-            <wp:effectExtent l="0" t="0" r="6350" b="635"/>
-            <wp:docPr id="445967610" name="图片 1"/>
-            <wp:cNvGraphicFramePr>
-              <a:graphicFrameLocks xmlns:a="http://schemas.openxmlformats.org/drawingml/2006/main" noChangeAspect="1"/>
-            </wp:cNvGraphicFramePr>
-            <a:graphic xmlns:a="http://schemas.openxmlformats.org/drawingml/2006/main">
-              <a:graphicData uri="http://schemas.openxmlformats.org/drawingml/2006/picture">
-                <pic:pic xmlns:pic="http://schemas.openxmlformats.org/drawingml/2006/picture">
-                  <pic:nvPicPr>
-                    <pic:cNvPr id="445967610" name=""/>
                     <pic:cNvPicPr/>
                   </pic:nvPicPr>
                   <pic:blipFill>
@@ -13490,6 +13470,86 @@
           </wp:inline>
         </w:drawing>
       </w:r>
+      <w:r>
+        <w:rPr>
+          <w:noProof/>
+        </w:rPr>
+        <w:drawing>
+          <wp:inline distT="0" distB="0" distL="0" distR="0" wp14:anchorId="31A58247" wp14:editId="2929A847">
+            <wp:extent cx="5270500" cy="2799715"/>
+            <wp:effectExtent l="0" t="0" r="6350" b="635"/>
+            <wp:docPr id="2108290143" name="图片 1"/>
+            <wp:cNvGraphicFramePr>
+              <a:graphicFrameLocks xmlns:a="http://schemas.openxmlformats.org/drawingml/2006/main" noChangeAspect="1"/>
+            </wp:cNvGraphicFramePr>
+            <a:graphic xmlns:a="http://schemas.openxmlformats.org/drawingml/2006/main">
+              <a:graphicData uri="http://schemas.openxmlformats.org/drawingml/2006/picture">
+                <pic:pic xmlns:pic="http://schemas.openxmlformats.org/drawingml/2006/picture">
+                  <pic:nvPicPr>
+                    <pic:cNvPr id="2108290143" name=""/>
+                    <pic:cNvPicPr/>
+                  </pic:nvPicPr>
+                  <pic:blipFill>
+                    <a:blip r:embed="rId16"/>
+                    <a:stretch>
+                      <a:fillRect/>
+                    </a:stretch>
+                  </pic:blipFill>
+                  <pic:spPr>
+                    <a:xfrm>
+                      <a:off x="0" y="0"/>
+                      <a:ext cx="5270500" cy="2799715"/>
+                    </a:xfrm>
+                    <a:prstGeom prst="rect">
+                      <a:avLst/>
+                    </a:prstGeom>
+                  </pic:spPr>
+                </pic:pic>
+              </a:graphicData>
+            </a:graphic>
+          </wp:inline>
+        </w:drawing>
+      </w:r>
+      <w:r>
+        <w:rPr>
+          <w:noProof/>
+        </w:rPr>
+        <w:drawing>
+          <wp:inline distT="0" distB="0" distL="0" distR="0" wp14:anchorId="3E6084F7" wp14:editId="0DBC0381">
+            <wp:extent cx="5270500" cy="2799715"/>
+            <wp:effectExtent l="0" t="0" r="6350" b="635"/>
+            <wp:docPr id="445967610" name="图片 1"/>
+            <wp:cNvGraphicFramePr>
+              <a:graphicFrameLocks xmlns:a="http://schemas.openxmlformats.org/drawingml/2006/main" noChangeAspect="1"/>
+            </wp:cNvGraphicFramePr>
+            <a:graphic xmlns:a="http://schemas.openxmlformats.org/drawingml/2006/main">
+              <a:graphicData uri="http://schemas.openxmlformats.org/drawingml/2006/picture">
+                <pic:pic xmlns:pic="http://schemas.openxmlformats.org/drawingml/2006/picture">
+                  <pic:nvPicPr>
+                    <pic:cNvPr id="445967610" name=""/>
+                    <pic:cNvPicPr/>
+                  </pic:nvPicPr>
+                  <pic:blipFill>
+                    <a:blip r:embed="rId17"/>
+                    <a:stretch>
+                      <a:fillRect/>
+                    </a:stretch>
+                  </pic:blipFill>
+                  <pic:spPr>
+                    <a:xfrm>
+                      <a:off x="0" y="0"/>
+                      <a:ext cx="5270500" cy="2799715"/>
+                    </a:xfrm>
+                    <a:prstGeom prst="rect">
+                      <a:avLst/>
+                    </a:prstGeom>
+                  </pic:spPr>
+                </pic:pic>
+              </a:graphicData>
+            </a:graphic>
+          </wp:inline>
+        </w:drawing>
+      </w:r>
     </w:p>
     <w:p>
       <w:pPr>
@@ -13710,21 +13770,7 @@
         <w:rPr>
           <w:lang w:eastAsia="zh-CN"/>
         </w:rPr>
-        <w:t xml:space="preserve"> </w:t>
-      </w:r>
-      <w:proofErr w:type="spellStart"/>
-      <w:r>
-        <w:rPr>
-          <w:lang w:eastAsia="zh-CN"/>
-        </w:rPr>
-        <w:t>Kresling</w:t>
-      </w:r>
-      <w:proofErr w:type="spellEnd"/>
-      <w:r>
-        <w:rPr>
-          <w:lang w:eastAsia="zh-CN"/>
-        </w:rPr>
-        <w:t xml:space="preserve"> </w:t>
+        <w:t xml:space="preserve"> Kresling </w:t>
       </w:r>
       <w:r>
         <w:rPr>
@@ -13863,7 +13909,6 @@
               <w:spacing w:before="40" w:after="40" w:line="240" w:lineRule="auto"/>
               <w:jc w:val="center"/>
             </w:pPr>
-            <w:proofErr w:type="spellStart"/>
             <w:r>
               <w:rPr>
                 <w:b/>
@@ -13871,7 +13916,6 @@
               </w:rPr>
               <w:t>应用情境</w:t>
             </w:r>
-            <w:proofErr w:type="spellEnd"/>
           </w:p>
         </w:tc>
         <w:tc>
@@ -13953,7 +13997,6 @@
               <w:spacing w:before="40" w:after="40" w:line="240" w:lineRule="auto"/>
               <w:jc w:val="center"/>
             </w:pPr>
-            <w:proofErr w:type="spellStart"/>
             <w:r>
               <w:rPr>
                 <w:sz w:val="21"/>
@@ -13961,7 +14004,6 @@
               <w:lastRenderedPageBreak/>
               <w:t>折纸结构展示</w:t>
             </w:r>
-            <w:proofErr w:type="spellEnd"/>
           </w:p>
         </w:tc>
         <w:tc>
@@ -14066,14 +14108,12 @@
               <w:spacing w:before="40" w:after="40" w:line="240" w:lineRule="auto"/>
               <w:jc w:val="center"/>
             </w:pPr>
-            <w:proofErr w:type="spellStart"/>
             <w:r>
               <w:rPr>
                 <w:sz w:val="21"/>
               </w:rPr>
               <w:t>半立体设计教学</w:t>
             </w:r>
-            <w:proofErr w:type="spellEnd"/>
           </w:p>
         </w:tc>
         <w:tc>
@@ -14157,14 +14197,12 @@
               <w:spacing w:before="40" w:after="40" w:line="240" w:lineRule="auto"/>
               <w:jc w:val="center"/>
             </w:pPr>
-            <w:proofErr w:type="spellStart"/>
             <w:r>
               <w:rPr>
                 <w:sz w:val="21"/>
               </w:rPr>
               <w:t>包装或可收纳装置</w:t>
             </w:r>
-            <w:proofErr w:type="spellEnd"/>
           </w:p>
         </w:tc>
         <w:tc>
@@ -14248,14 +14286,12 @@
               <w:spacing w:before="40" w:after="40" w:line="240" w:lineRule="auto"/>
               <w:jc w:val="center"/>
             </w:pPr>
-            <w:proofErr w:type="spellStart"/>
             <w:r>
               <w:rPr>
                 <w:sz w:val="21"/>
               </w:rPr>
               <w:t>仿生机构概念</w:t>
             </w:r>
-            <w:proofErr w:type="spellEnd"/>
           </w:p>
         </w:tc>
         <w:tc>
@@ -14654,7 +14690,6 @@
               <w:spacing w:before="40" w:after="40" w:line="240" w:lineRule="auto"/>
               <w:jc w:val="center"/>
             </w:pPr>
-            <w:proofErr w:type="spellStart"/>
             <w:r>
               <w:rPr>
                 <w:b/>
@@ -14662,7 +14697,6 @@
               </w:rPr>
               <w:t>记录项目</w:t>
             </w:r>
-            <w:proofErr w:type="spellEnd"/>
           </w:p>
         </w:tc>
         <w:tc>
@@ -14783,14 +14817,12 @@
               <w:spacing w:before="40" w:after="40" w:line="240" w:lineRule="auto"/>
               <w:jc w:val="center"/>
             </w:pPr>
-            <w:proofErr w:type="spellStart"/>
             <w:r>
               <w:rPr>
                 <w:sz w:val="21"/>
               </w:rPr>
               <w:t>厚度</w:t>
             </w:r>
-            <w:proofErr w:type="spellEnd"/>
           </w:p>
         </w:tc>
         <w:tc>
@@ -14869,14 +14901,12 @@
               <w:spacing w:before="40" w:after="40" w:line="240" w:lineRule="auto"/>
               <w:jc w:val="center"/>
             </w:pPr>
-            <w:proofErr w:type="spellStart"/>
             <w:r>
               <w:rPr>
                 <w:sz w:val="21"/>
               </w:rPr>
               <w:t>模块数量</w:t>
             </w:r>
-            <w:proofErr w:type="spellEnd"/>
           </w:p>
         </w:tc>
         <w:tc>
@@ -14934,14 +14964,12 @@
               <w:spacing w:before="40" w:after="40" w:line="240" w:lineRule="auto"/>
               <w:jc w:val="center"/>
             </w:pPr>
-            <w:proofErr w:type="spellStart"/>
             <w:r>
               <w:rPr>
                 <w:sz w:val="21"/>
               </w:rPr>
               <w:t>连接方式</w:t>
             </w:r>
-            <w:proofErr w:type="spellEnd"/>
           </w:p>
         </w:tc>
         <w:tc>
@@ -15013,14 +15041,12 @@
               <w:spacing w:before="40" w:after="40" w:line="240" w:lineRule="auto"/>
               <w:jc w:val="center"/>
             </w:pPr>
-            <w:proofErr w:type="spellStart"/>
             <w:r>
               <w:rPr>
                 <w:sz w:val="21"/>
               </w:rPr>
               <w:t>折痕图尺寸</w:t>
             </w:r>
-            <w:proofErr w:type="spellEnd"/>
           </w:p>
         </w:tc>
         <w:tc>
@@ -15102,14 +15128,12 @@
               <w:spacing w:before="40" w:after="40" w:line="240" w:lineRule="auto"/>
               <w:jc w:val="center"/>
             </w:pPr>
-            <w:proofErr w:type="spellStart"/>
             <w:r>
               <w:rPr>
                 <w:sz w:val="21"/>
               </w:rPr>
               <w:t>整体外接尺寸</w:t>
             </w:r>
-            <w:proofErr w:type="spellEnd"/>
           </w:p>
         </w:tc>
         <w:tc>
@@ -15167,14 +15191,12 @@
               <w:spacing w:before="40" w:after="40" w:line="240" w:lineRule="auto"/>
               <w:jc w:val="center"/>
             </w:pPr>
-            <w:proofErr w:type="spellStart"/>
             <w:r>
               <w:rPr>
                 <w:sz w:val="21"/>
               </w:rPr>
               <w:t>驱动方式</w:t>
             </w:r>
-            <w:proofErr w:type="spellEnd"/>
           </w:p>
         </w:tc>
         <w:tc>
@@ -15377,7 +15399,7 @@
                     <pic:cNvPicPr/>
                   </pic:nvPicPr>
                   <pic:blipFill>
-                    <a:blip r:embed="rId16"/>
+                    <a:blip r:embed="rId18"/>
                     <a:stretch>
                       <a:fillRect/>
                     </a:stretch>
@@ -15467,7 +15489,7 @@
                     <pic:cNvPicPr/>
                   </pic:nvPicPr>
                   <pic:blipFill>
-                    <a:blip r:embed="rId17"/>
+                    <a:blip r:embed="rId19"/>
                     <a:stretch>
                       <a:fillRect/>
                     </a:stretch>
@@ -15557,7 +15579,7 @@
                     <pic:cNvPicPr/>
                   </pic:nvPicPr>
                   <pic:blipFill>
-                    <a:blip r:embed="rId18"/>
+                    <a:blip r:embed="rId20"/>
                     <a:stretch>
                       <a:fillRect/>
                     </a:stretch>
@@ -15666,21 +15688,7 @@
         <w:rPr>
           <w:lang w:eastAsia="zh-CN"/>
         </w:rPr>
-        <w:t xml:space="preserve"> </w:t>
-      </w:r>
-      <w:proofErr w:type="spellStart"/>
-      <w:r>
-        <w:rPr>
-          <w:lang w:eastAsia="zh-CN"/>
-        </w:rPr>
-        <w:t>Kresling</w:t>
-      </w:r>
-      <w:proofErr w:type="spellEnd"/>
-      <w:r>
-        <w:rPr>
-          <w:lang w:eastAsia="zh-CN"/>
-        </w:rPr>
-        <w:t xml:space="preserve"> </w:t>
+        <w:t xml:space="preserve"> Kresling </w:t>
       </w:r>
       <w:r>
         <w:rPr>
@@ -15758,7 +15766,7 @@
                     <pic:cNvPicPr/>
                   </pic:nvPicPr>
                   <pic:blipFill>
-                    <a:blip r:embed="rId19"/>
+                    <a:blip r:embed="rId21"/>
                     <a:stretch>
                       <a:fillRect/>
                     </a:stretch>
@@ -15923,7 +15931,6 @@
               <w:spacing w:before="40" w:after="40" w:line="240" w:lineRule="auto"/>
               <w:jc w:val="center"/>
             </w:pPr>
-            <w:proofErr w:type="spellStart"/>
             <w:r>
               <w:rPr>
                 <w:b/>
@@ -15931,7 +15938,6 @@
               </w:rPr>
               <w:t>分析维度</w:t>
             </w:r>
-            <w:proofErr w:type="spellEnd"/>
           </w:p>
         </w:tc>
         <w:tc>
@@ -16090,14 +16096,12 @@
               <w:spacing w:before="40" w:after="40" w:line="240" w:lineRule="auto"/>
               <w:jc w:val="center"/>
             </w:pPr>
-            <w:proofErr w:type="spellStart"/>
             <w:r>
               <w:rPr>
                 <w:sz w:val="21"/>
               </w:rPr>
               <w:t>可见运动</w:t>
             </w:r>
-            <w:proofErr w:type="spellEnd"/>
           </w:p>
         </w:tc>
         <w:tc>
@@ -16181,14 +16185,12 @@
               <w:spacing w:before="40" w:after="40" w:line="240" w:lineRule="auto"/>
               <w:jc w:val="center"/>
             </w:pPr>
-            <w:proofErr w:type="spellStart"/>
             <w:r>
               <w:rPr>
                 <w:sz w:val="21"/>
               </w:rPr>
               <w:t>材料行为</w:t>
             </w:r>
-            <w:proofErr w:type="spellEnd"/>
           </w:p>
         </w:tc>
         <w:tc>
@@ -16223,14 +16225,12 @@
               <w:spacing w:before="40" w:after="40" w:line="240" w:lineRule="auto"/>
               <w:jc w:val="center"/>
             </w:pPr>
-            <w:proofErr w:type="spellStart"/>
             <w:r>
               <w:rPr>
                 <w:sz w:val="21"/>
               </w:rPr>
               <w:t>纤维纸折痕和面片</w:t>
             </w:r>
-            <w:proofErr w:type="spellEnd"/>
           </w:p>
         </w:tc>
         <w:tc>
@@ -16270,14 +16270,12 @@
               <w:spacing w:before="40" w:after="40" w:line="240" w:lineRule="auto"/>
               <w:jc w:val="center"/>
             </w:pPr>
-            <w:proofErr w:type="spellStart"/>
             <w:r>
               <w:rPr>
                 <w:sz w:val="21"/>
               </w:rPr>
               <w:t>应用判断</w:t>
             </w:r>
-            <w:proofErr w:type="spellEnd"/>
           </w:p>
         </w:tc>
         <w:tc>
@@ -16621,7 +16619,6 @@
               <w:spacing w:before="40" w:after="40" w:line="240" w:lineRule="auto"/>
               <w:jc w:val="center"/>
             </w:pPr>
-            <w:proofErr w:type="spellStart"/>
             <w:r>
               <w:rPr>
                 <w:b/>
@@ -16629,7 +16626,6 @@
               </w:rPr>
               <w:t>项目</w:t>
             </w:r>
-            <w:proofErr w:type="spellEnd"/>
           </w:p>
         </w:tc>
         <w:tc>
@@ -16772,14 +16768,12 @@
               <w:spacing w:before="40" w:after="40" w:line="240" w:lineRule="auto"/>
               <w:jc w:val="center"/>
             </w:pPr>
-            <w:proofErr w:type="spellStart"/>
             <w:r>
               <w:rPr>
                 <w:sz w:val="21"/>
               </w:rPr>
               <w:t>边界与任务要求一致</w:t>
             </w:r>
-            <w:proofErr w:type="spellEnd"/>
           </w:p>
         </w:tc>
       </w:tr>
@@ -16878,14 +16872,12 @@
               <w:spacing w:before="40" w:after="40" w:line="240" w:lineRule="auto"/>
               <w:jc w:val="center"/>
             </w:pPr>
-            <w:proofErr w:type="spellStart"/>
             <w:r>
               <w:rPr>
                 <w:sz w:val="21"/>
               </w:rPr>
               <w:t>运动观察</w:t>
             </w:r>
-            <w:proofErr w:type="spellEnd"/>
           </w:p>
         </w:tc>
         <w:tc>
@@ -16952,14 +16944,12 @@
               <w:spacing w:before="40" w:after="40" w:line="240" w:lineRule="auto"/>
               <w:jc w:val="center"/>
             </w:pPr>
-            <w:proofErr w:type="spellStart"/>
             <w:r>
               <w:rPr>
                 <w:sz w:val="21"/>
               </w:rPr>
               <w:t>都保留状态证据</w:t>
             </w:r>
-            <w:proofErr w:type="spellEnd"/>
           </w:p>
         </w:tc>
       </w:tr>
@@ -17413,7 +17403,6 @@
         </w:rPr>
         <w:t xml:space="preserve"> 8-2 </w:t>
       </w:r>
-      <w:proofErr w:type="spellStart"/>
       <w:r>
         <w:rPr>
           <w:b/>
@@ -17421,7 +17410,6 @@
         </w:rPr>
         <w:t>三版方案的评价规则</w:t>
       </w:r>
-      <w:proofErr w:type="spellEnd"/>
     </w:p>
     <w:tbl>
       <w:tblPr>
@@ -17634,14 +17622,12 @@
               <w:spacing w:before="40" w:after="40" w:line="240" w:lineRule="auto"/>
               <w:jc w:val="center"/>
             </w:pPr>
-            <w:proofErr w:type="spellStart"/>
             <w:r>
               <w:rPr>
                 <w:sz w:val="21"/>
               </w:rPr>
               <w:t>状态可表达</w:t>
             </w:r>
-            <w:proofErr w:type="spellEnd"/>
           </w:p>
         </w:tc>
         <w:tc>
@@ -17721,14 +17707,12 @@
               <w:spacing w:before="40" w:after="40" w:line="240" w:lineRule="auto"/>
               <w:jc w:val="center"/>
             </w:pPr>
-            <w:proofErr w:type="spellStart"/>
             <w:r>
               <w:rPr>
                 <w:sz w:val="21"/>
               </w:rPr>
               <w:t>版本有差异</w:t>
             </w:r>
-            <w:proofErr w:type="spellEnd"/>
           </w:p>
         </w:tc>
         <w:tc>
@@ -17785,14 +17769,12 @@
               <w:spacing w:before="40" w:after="40" w:line="240" w:lineRule="auto"/>
               <w:jc w:val="center"/>
             </w:pPr>
-            <w:proofErr w:type="spellStart"/>
             <w:r>
               <w:rPr>
                 <w:sz w:val="21"/>
               </w:rPr>
               <w:t>三版并排对照</w:t>
             </w:r>
-            <w:proofErr w:type="spellEnd"/>
           </w:p>
         </w:tc>
       </w:tr>
@@ -17869,14 +17851,12 @@
               <w:spacing w:before="40" w:after="40" w:line="240" w:lineRule="auto"/>
               <w:jc w:val="center"/>
             </w:pPr>
-            <w:proofErr w:type="spellStart"/>
             <w:r>
               <w:rPr>
                 <w:sz w:val="21"/>
               </w:rPr>
               <w:t>方案卡简述</w:t>
             </w:r>
-            <w:proofErr w:type="spellEnd"/>
           </w:p>
         </w:tc>
       </w:tr>
@@ -18071,7 +18051,6 @@
               <w:spacing w:before="40" w:after="40" w:line="240" w:lineRule="auto"/>
               <w:jc w:val="center"/>
             </w:pPr>
-            <w:proofErr w:type="spellStart"/>
             <w:r>
               <w:rPr>
                 <w:b/>
@@ -18079,7 +18058,6 @@
               </w:rPr>
               <w:t>被试编号</w:t>
             </w:r>
-            <w:proofErr w:type="spellEnd"/>
           </w:p>
         </w:tc>
         <w:tc>
@@ -18572,7 +18550,6 @@
               <w:spacing w:before="40" w:after="40" w:line="240" w:lineRule="auto"/>
               <w:jc w:val="center"/>
             </w:pPr>
-            <w:proofErr w:type="spellStart"/>
             <w:r>
               <w:rPr>
                 <w:b/>
@@ -18580,7 +18557,6 @@
               </w:rPr>
               <w:t>结果指标</w:t>
             </w:r>
-            <w:proofErr w:type="spellEnd"/>
           </w:p>
         </w:tc>
         <w:tc>
@@ -18768,21 +18744,7 @@
               <w:rPr>
                 <w:sz w:val="21"/>
               </w:rPr>
-              <w:t>【</w:t>
-            </w:r>
-            <w:proofErr w:type="spellStart"/>
-            <w:r>
-              <w:rPr>
-                <w:sz w:val="21"/>
-              </w:rPr>
-              <w:t>待填写</w:t>
-            </w:r>
-            <w:proofErr w:type="spellEnd"/>
-            <w:r>
-              <w:rPr>
-                <w:sz w:val="21"/>
-              </w:rPr>
-              <w:t>】</w:t>
+              <w:t>【待填写】</w:t>
             </w:r>
           </w:p>
         </w:tc>
@@ -19351,21 +19313,7 @@
         <w:rPr>
           <w:lang w:eastAsia="zh-CN"/>
         </w:rPr>
-        <w:t xml:space="preserve"> </w:t>
-      </w:r>
-      <w:proofErr w:type="spellStart"/>
-      <w:r>
-        <w:rPr>
-          <w:lang w:eastAsia="zh-CN"/>
-        </w:rPr>
-        <w:t>Kresling</w:t>
-      </w:r>
-      <w:proofErr w:type="spellEnd"/>
-      <w:r>
-        <w:rPr>
-          <w:lang w:eastAsia="zh-CN"/>
-        </w:rPr>
-        <w:t xml:space="preserve"> </w:t>
+        <w:t xml:space="preserve"> Kresling </w:t>
       </w:r>
       <w:r>
         <w:rPr>
@@ -19448,7 +19396,6 @@
               <w:spacing w:before="40" w:after="40" w:line="240" w:lineRule="auto"/>
               <w:jc w:val="center"/>
             </w:pPr>
-            <w:proofErr w:type="spellStart"/>
             <w:r>
               <w:rPr>
                 <w:b/>
@@ -19456,7 +19403,6 @@
               </w:rPr>
               <w:t>成果类别</w:t>
             </w:r>
-            <w:proofErr w:type="spellEnd"/>
           </w:p>
         </w:tc>
         <w:tc>
@@ -19574,14 +19520,12 @@
               <w:spacing w:before="40" w:after="40" w:line="240" w:lineRule="auto"/>
               <w:jc w:val="center"/>
             </w:pPr>
-            <w:proofErr w:type="spellStart"/>
             <w:r>
               <w:rPr>
                 <w:sz w:val="21"/>
               </w:rPr>
               <w:t>第四章及图</w:t>
             </w:r>
-            <w:proofErr w:type="spellEnd"/>
             <w:r>
               <w:rPr>
                 <w:sz w:val="21"/>
@@ -19627,14 +19571,12 @@
               <w:spacing w:before="40" w:after="40" w:line="240" w:lineRule="auto"/>
               <w:jc w:val="center"/>
             </w:pPr>
-            <w:proofErr w:type="spellStart"/>
             <w:r>
               <w:rPr>
                 <w:sz w:val="21"/>
               </w:rPr>
               <w:t>单模块数字展示</w:t>
             </w:r>
-            <w:proofErr w:type="spellEnd"/>
           </w:p>
         </w:tc>
         <w:tc>
@@ -19730,14 +19672,12 @@
               <w:spacing w:before="40" w:after="40" w:line="240" w:lineRule="auto"/>
               <w:jc w:val="center"/>
             </w:pPr>
-            <w:proofErr w:type="spellStart"/>
             <w:r>
               <w:rPr>
                 <w:sz w:val="21"/>
               </w:rPr>
               <w:t>三模块实体样机</w:t>
             </w:r>
-            <w:proofErr w:type="spellEnd"/>
           </w:p>
         </w:tc>
         <w:tc>
@@ -19772,14 +19712,12 @@
               <w:spacing w:before="40" w:after="40" w:line="240" w:lineRule="auto"/>
               <w:jc w:val="center"/>
             </w:pPr>
-            <w:proofErr w:type="spellStart"/>
             <w:r>
               <w:rPr>
                 <w:sz w:val="21"/>
               </w:rPr>
               <w:t>第七章</w:t>
             </w:r>
-            <w:proofErr w:type="spellEnd"/>
           </w:p>
         </w:tc>
         <w:tc>
@@ -19819,14 +19757,12 @@
               <w:spacing w:before="40" w:after="40" w:line="240" w:lineRule="auto"/>
               <w:jc w:val="center"/>
             </w:pPr>
-            <w:proofErr w:type="spellStart"/>
             <w:r>
               <w:rPr>
                 <w:sz w:val="21"/>
               </w:rPr>
               <w:t>独立应用示例</w:t>
             </w:r>
-            <w:proofErr w:type="spellEnd"/>
           </w:p>
         </w:tc>
         <w:tc>
@@ -19902,14 +19838,12 @@
               <w:spacing w:before="40" w:after="40" w:line="240" w:lineRule="auto"/>
               <w:jc w:val="center"/>
             </w:pPr>
-            <w:proofErr w:type="spellStart"/>
             <w:r>
               <w:rPr>
                 <w:sz w:val="21"/>
               </w:rPr>
               <w:t>教学与效率评价</w:t>
             </w:r>
-            <w:proofErr w:type="spellEnd"/>
           </w:p>
         </w:tc>
         <w:tc>
@@ -19944,14 +19878,12 @@
               <w:spacing w:before="40" w:after="40" w:line="240" w:lineRule="auto"/>
               <w:jc w:val="center"/>
             </w:pPr>
-            <w:proofErr w:type="spellStart"/>
             <w:r>
               <w:rPr>
                 <w:sz w:val="21"/>
               </w:rPr>
               <w:t>第八章</w:t>
             </w:r>
-            <w:proofErr w:type="spellEnd"/>
           </w:p>
         </w:tc>
         <w:tc>
@@ -20367,21 +20299,7 @@
         <w:rPr>
           <w:lang w:eastAsia="zh-CN"/>
         </w:rPr>
-        <w:t xml:space="preserve"> </w:t>
-      </w:r>
-      <w:proofErr w:type="spellStart"/>
-      <w:r>
-        <w:rPr>
-          <w:lang w:eastAsia="zh-CN"/>
-        </w:rPr>
-        <w:t>Kresling</w:t>
-      </w:r>
-      <w:proofErr w:type="spellEnd"/>
-      <w:r>
-        <w:rPr>
-          <w:lang w:eastAsia="zh-CN"/>
-        </w:rPr>
-        <w:t xml:space="preserve"> </w:t>
+        <w:t xml:space="preserve"> Kresling </w:t>
       </w:r>
       <w:r>
         <w:rPr>
@@ -20808,21 +20726,7 @@
         <w:rPr>
           <w:lang w:eastAsia="zh-CN"/>
         </w:rPr>
-        <w:t xml:space="preserve"> </w:t>
-      </w:r>
-      <w:proofErr w:type="spellStart"/>
-      <w:r>
-        <w:rPr>
-          <w:lang w:eastAsia="zh-CN"/>
-        </w:rPr>
-        <w:t>Kresling</w:t>
-      </w:r>
-      <w:proofErr w:type="spellEnd"/>
-      <w:r>
-        <w:rPr>
-          <w:lang w:eastAsia="zh-CN"/>
-        </w:rPr>
-        <w:t xml:space="preserve"> </w:t>
+        <w:t xml:space="preserve"> Kresling </w:t>
       </w:r>
       <w:r>
         <w:rPr>
@@ -20925,7 +20829,6 @@
         <w:spacing w:before="260" w:after="160"/>
       </w:pPr>
       <w:bookmarkStart w:id="62" w:name="_Toc242311708"/>
-      <w:proofErr w:type="spellStart"/>
       <w:r>
         <w:rPr>
           <w:rFonts w:ascii="Times New Roman" w:eastAsia="黑体" w:hAnsi="Times New Roman"/>
@@ -20935,7 +20838,6 @@
         <w:t>参考文献</w:t>
       </w:r>
       <w:bookmarkEnd w:id="62"/>
-      <w:proofErr w:type="spellEnd"/>
     </w:p>
     <w:p>
       <w:pPr>
@@ -21072,7 +20974,7 @@
       </w:r>
     </w:p>
     <w:sectPr>
-      <w:footerReference w:type="default" r:id="rId20"/>
+      <w:footerReference w:type="default" r:id="rId22"/>
       <w:pgSz w:w="11906" w:h="16838"/>
       <w:pgMar w:top="1440" w:right="1803" w:bottom="1440" w:left="1803" w:header="850" w:footer="992" w:gutter="0"/>
       <w:cols w:space="720"/>
@@ -21986,7 +21888,6 @@
   <w:style w:type="character" w:default="1" w:styleId="a2">
     <w:name w:val="Default Paragraph Font"/>
     <w:uiPriority w:val="1"/>
-    <w:semiHidden/>
     <w:unhideWhenUsed/>
   </w:style>
   <w:style w:type="table" w:default="1" w:styleId="a3">
@@ -32794,6 +32695,18 @@
       <w:u w:val="single"/>
     </w:rPr>
   </w:style>
+  <w:style w:type="character" w:styleId="affa">
+    <w:name w:val="Unresolved Mention"/>
+    <w:basedOn w:val="a2"/>
+    <w:uiPriority w:val="99"/>
+    <w:semiHidden/>
+    <w:unhideWhenUsed/>
+    <w:rsid w:val="00BB6C29"/>
+    <w:rPr>
+      <w:color w:val="605E5C"/>
+      <w:shd w:val="clear" w:color="auto" w:fill="E1DFDD"/>
+    </w:rPr>
+  </w:style>
 </w:styles>
 </file>
 
